--- a/tests/corpus_v2/docs/cession_0006.docx
+++ b/tests/corpus_v2/docs/cession_0006.docx
@@ -513,7 +513,13 @@
         <w:t xml:space="preserve">9.3. Контрольная запись: </w:t>
       </w:r>
       <w:r>
-        <w:t xml:space="preserve">1/20</w:t>
+        <w:rPr>
+          <w:b/>
+        </w:rPr>
+        <w:t xml:space="preserve">1/2</w:t>
+      </w:r>
+      <w:r>
+        <w:t xml:space="preserve">0</w:t>
       </w:r>
       <w:r>
         <w:t xml:space="preserve">.</w:t>

--- a/tests/corpus_v2/docs/cession_0006.docx
+++ b/tests/corpus_v2/docs/cession_0006.docx
@@ -78,7 +78,7 @@
         <w:t xml:space="preserve">, с другой стороны, совместно именуемые «Стороны», заключили настоящий Договор № </w:t>
       </w:r>
       <w:r>
-        <w:t xml:space="preserve">12543/821-сс</w:t>
+        <w:t xml:space="preserve">3/2024-Д</w:t>
       </w:r>
       <w:r>
         <w:t xml:space="preserve"> (далее — Договор) о нижеследующем:</w:t>
@@ -156,7 +156,7 @@
         <w:t xml:space="preserve">2.1. Общая цена Договора: </w:t>
       </w:r>
       <w:r>
-        <w:t xml:space="preserve">42 500 000 (сорок два миллиона пятьсот тысяч) рублей 50 копеек</w:t>
+        <w:t xml:space="preserve">6 670 000 (шесть миллионов шестьсот семьдесят тысяч) рублей 50 копеек</w:t>
       </w:r>
       <w:r>
         <w:t xml:space="preserve">, в т.ч. НДС </w:t>
@@ -215,7 +215,7 @@
         <w:t xml:space="preserve">, артикул </w:t>
       </w:r>
       <w:r>
-        <w:t xml:space="preserve">RM-9200-66</w:t>
+        <w:t xml:space="preserve">RM-3562-56</w:t>
       </w:r>
       <w:r>
         <w:t xml:space="preserve">, код </w:t>
@@ -275,7 +275,7 @@
         <w:t xml:space="preserve">. Цена — </w:t>
       </w:r>
       <w:r>
-        <w:t xml:space="preserve">651 002 (Шестьсот пятьдесят одна тысяча два) рубля 0 коп.</w:t>
+        <w:t xml:space="preserve">5 330 002 (Пять миллионов триста тридцать тысяч два) рубля 0 коп.</w:t>
       </w:r>
       <w:r>
         <w:t xml:space="preserve">, НДС не облагается</w:t>
@@ -298,7 +298,7 @@
         <w:t xml:space="preserve">3.1. Место исполнения обязательств: </w:t>
       </w:r>
       <w:r>
-        <w:t xml:space="preserve">ул. Гагарина, д. 81, рп. Обухово, Республика Татарстан</w:t>
+        <w:t xml:space="preserve">наб. Промышленная, д. 66, пос. Заречный, Московская обл.</w:t>
       </w:r>
       <w:r>
         <w:t xml:space="preserve">.</w:t>
@@ -315,7 +315,7 @@
         <w:t xml:space="preserve"> по телефону </w:t>
       </w:r>
       <w:r>
-        <w:t xml:space="preserve">+7 (383) 136-13-16</w:t>
+        <w:t xml:space="preserve">+7 (495) 354-90-82</w:t>
       </w:r>
       <w:r>
         <w:t xml:space="preserve">.</w:t>
@@ -326,7 +326,7 @@
         <w:t xml:space="preserve">3.3. Срок исполнения обязательств — </w:t>
       </w:r>
       <w:r>
-        <w:t xml:space="preserve">в течение 10 дней с момента подписания акта</w:t>
+        <w:t xml:space="preserve">в течение 14 дней с момента подписания акта</w:t>
       </w:r>
       <w:r>
         <w:t xml:space="preserve">.</w:t>
@@ -363,7 +363,7 @@
         <w:t xml:space="preserve">, но не более </w:t>
       </w:r>
       <w:r>
-        <w:t xml:space="preserve">20% от цены Договора</w:t>
+        <w:t xml:space="preserve">12% от цены Договора</w:t>
       </w:r>
       <w:r>
         <w:t xml:space="preserve">. Предельный размер ответственности: </w:t>
@@ -391,7 +391,7 @@
         <w:t xml:space="preserve">Сторона, для которой создалась невозможность исполнения, обязана уведомить другую Сторону. Срок уведомления — </w:t>
       </w:r>
       <w:r>
-        <w:t xml:space="preserve">в течение 14 (Четырнадцати) рабочих дней со дня предъявления требования</w:t>
+        <w:t xml:space="preserve">в течение 3 (Трёх) рабочих дней со дня предъявления требования</w:t>
       </w:r>
       <w:r>
         <w:t xml:space="preserve">.</w:t>
@@ -405,7 +405,7 @@
         <w:t xml:space="preserve">Все споры и разногласия решаются путём переговоров. Претензионный порядок обязателен, срок ответа на претензию — </w:t>
       </w:r>
       <w:r>
-        <w:t xml:space="preserve">в течение 3 (Трёх) месяцев с даты подписания Сторонами акта сдачи-приемки оказанных услуг</w:t>
+        <w:t xml:space="preserve">в течение 36 (Тридцати шести) месяцев с даты подписания Сторонами акта сдачи-приемки оказанных услуг</w:t>
       </w:r>
       <w:r>
         <w:t xml:space="preserve">.</w:t>
@@ -499,7 +499,7 @@
         <w:rPr>
           <w:b/>
         </w:rPr>
-        <w:t xml:space="preserve">не позднее 25.10.20</w:t>
+        <w:t xml:space="preserve">не позднее 26.01.20</w:t>
       </w:r>
       <w:r>
         <w:t xml:space="preserve">26</w:t>
@@ -516,10 +516,10 @@
         <w:rPr>
           <w:b/>
         </w:rPr>
-        <w:t xml:space="preserve">1/2</w:t>
-      </w:r>
-      <w:r>
-        <w:t xml:space="preserve">0</w:t>
+        <w:t xml:space="preserve">53</w:t>
+      </w:r>
+      <w:r>
+        <w:t xml:space="preserve">324/136-сс</w:t>
       </w:r>
       <w:r>
         <w:t xml:space="preserve">.</w:t>
@@ -553,7 +553,7 @@
           </w:tcPr>
           <w:p>
             <w:r>
-              <w:t xml:space="preserve">7</w:t>
+              <w:t xml:space="preserve">8 9</w:t>
             </w:r>
           </w:p>
         </w:tc>
@@ -563,7 +563,7 @@
           </w:tcPr>
           <w:p>
             <w:r>
-              <w:t xml:space="preserve">74 002,48 рубля</w:t>
+              <w:t xml:space="preserve">50 002,21 рубля</w:t>
             </w:r>
           </w:p>
         </w:tc>
@@ -621,7 +621,7 @@
               <w:t xml:space="preserve">Адрес регистрации: </w:t>
             </w:r>
             <w:r>
-              <w:t xml:space="preserve">пер. Кирова, д. 13, пос. Заречный, Московская обл.</w:t>
+              <w:t xml:space="preserve">ул. Мира, д. 2, с. Ивановское, Краснодарский край</w:t>
             </w:r>
           </w:p>
           <w:p>
@@ -660,7 +660,7 @@
               <w:t xml:space="preserve">Тел.: </w:t>
             </w:r>
             <w:r>
-              <w:t xml:space="preserve">+7 (499) 952-10-25</w:t>
+              <w:t xml:space="preserve">+7 (495) 223-81-44</w:t>
             </w:r>
           </w:p>
           <w:p>
@@ -668,7 +668,7 @@
               <w:t xml:space="preserve">E-mail: </w:t>
             </w:r>
             <w:r>
-              <w:t xml:space="preserve">kuznecova@bk.ru</w:t>
+              <w:t xml:space="preserve">kuznecova@romashka.ru</w:t>
             </w:r>
           </w:p>
           <w:p/>
@@ -706,7 +706,7 @@
               <w:t xml:space="preserve">Адрес регистрации: </w:t>
             </w:r>
             <w:r>
-              <w:t xml:space="preserve">проезд Советская, д. 80, тер. СНТ «Родник», Свердловская обл.</w:t>
+              <w:t xml:space="preserve">бул. Баумана, д. 16, д. Малые Вязёмы, Свердловская обл.</w:t>
             </w:r>
           </w:p>
           <w:p>
@@ -745,7 +745,7 @@
               <w:t xml:space="preserve">Тел.: </w:t>
             </w:r>
             <w:r>
-              <w:t xml:space="preserve">+7 (495) 186-72-25</w:t>
+              <w:t xml:space="preserve">+7 (812) 177-88-12</w:t>
             </w:r>
           </w:p>
           <w:p>
@@ -753,7 +753,7 @@
               <w:t xml:space="preserve">E-mail: </w:t>
             </w:r>
             <w:r>
-              <w:t xml:space="preserve">pavlov@corp-tehno.ru</w:t>
+              <w:t xml:space="preserve">pavlov@yandex.ru</w:t>
             </w:r>
           </w:p>
           <w:p/>
@@ -835,19 +835,19 @@
         <w:t xml:space="preserve">Реквизиты для возврата: </w:t>
       </w:r>
       <w:r>
-        <w:t xml:space="preserve">620014, г. Екатеринбург, ул. Победы, д. 79, кв. 6</w:t>
+        <w:t xml:space="preserve">603000, г. Нижний Новгород, бул. Строителей, д. 41, кв. 54</w:t>
       </w:r>
       <w:r>
         <w:t xml:space="preserve">, ИНН </w:t>
       </w:r>
       <w:r>
-        <w:t xml:space="preserve">2867537458</w:t>
+        <w:t xml:space="preserve">7455514404</w:t>
       </w:r>
       <w:r>
         <w:t xml:space="preserve">, контакт: </w:t>
       </w:r>
       <w:r>
-        <w:t xml:space="preserve">Зайцева Мария Егоровна</w:t>
+        <w:t xml:space="preserve">Волкова Дарья Николаевна</w:t>
       </w:r>
     </w:p>
   </w:footnote>

--- a/tests/corpus_v2/docs/cession_0006.docx
+++ b/tests/corpus_v2/docs/cession_0006.docx
@@ -272,10 +272,16 @@
         <w:t xml:space="preserve">МКАС при ТПП РФ</w:t>
       </w:r>
       <w:r>
+        <w:t xml:space="preserve">. Товар отгружается с сопроводительным документом паспорт качества № </w:t>
+      </w:r>
+      <w:r>
+        <w:t xml:space="preserve">66 10 975063</w:t>
+      </w:r>
+      <w:r>
         <w:t xml:space="preserve">. Цена — </w:t>
       </w:r>
       <w:r>
-        <w:t xml:space="preserve">5 330 002 (Пять миллионов триста тридцать тысяч два) рубля 0 коп.</w:t>
+        <w:t xml:space="preserve">952 002 (Девятьсот пятьдесят две тысячи два) рубля 0 коп.</w:t>
       </w:r>
       <w:r>
         <w:t xml:space="preserve">, НДС не облагается</w:t>
@@ -298,7 +304,7 @@
         <w:t xml:space="preserve">3.1. Место исполнения обязательств: </w:t>
       </w:r>
       <w:r>
-        <w:t xml:space="preserve">наб. Промышленная, д. 66, пос. Заречный, Московская обл.</w:t>
+        <w:t xml:space="preserve">ул. Полевая, д. 4, пос. Заречный, Тверская обл.</w:t>
       </w:r>
       <w:r>
         <w:t xml:space="preserve">.</w:t>
@@ -315,7 +321,7 @@
         <w:t xml:space="preserve"> по телефону </w:t>
       </w:r>
       <w:r>
-        <w:t xml:space="preserve">+7 (495) 354-90-82</w:t>
+        <w:t xml:space="preserve">+7 (846) 676-45-42</w:t>
       </w:r>
       <w:r>
         <w:t xml:space="preserve">.</w:t>
@@ -326,7 +332,7 @@
         <w:t xml:space="preserve">3.3. Срок исполнения обязательств — </w:t>
       </w:r>
       <w:r>
-        <w:t xml:space="preserve">в течение 14 дней с момента подписания акта</w:t>
+        <w:t xml:space="preserve">в течение 3 дней с момента подписания акта</w:t>
       </w:r>
       <w:r>
         <w:t xml:space="preserve">.</w:t>
@@ -363,7 +369,7 @@
         <w:t xml:space="preserve">, но не более </w:t>
       </w:r>
       <w:r>
-        <w:t xml:space="preserve">12% от цены Договора</w:t>
+        <w:t xml:space="preserve">9% от цены Договора</w:t>
       </w:r>
       <w:r>
         <w:t xml:space="preserve">. Предельный размер ответственности: </w:t>
@@ -391,7 +397,7 @@
         <w:t xml:space="preserve">Сторона, для которой создалась невозможность исполнения, обязана уведомить другую Сторону. Срок уведомления — </w:t>
       </w:r>
       <w:r>
-        <w:t xml:space="preserve">в течение 3 (Трёх) рабочих дней со дня предъявления требования</w:t>
+        <w:t xml:space="preserve">в течение 14 (Четырнадцати) рабочих дней со дня предъявления требования</w:t>
       </w:r>
       <w:r>
         <w:t xml:space="preserve">.</w:t>
@@ -499,10 +505,10 @@
         <w:rPr>
           <w:b/>
         </w:rPr>
-        <w:t xml:space="preserve">не позднее 26.01.20</w:t>
-      </w:r>
-      <w:r>
-        <w:t xml:space="preserve">26</w:t>
+        <w:t xml:space="preserve">не позднее 11.06.20</w:t>
+      </w:r>
+      <w:r>
+        <w:t xml:space="preserve">25</w:t>
       </w:r>
       <w:r>
         <w:t xml:space="preserve">.</w:t>
@@ -516,10 +522,10 @@
         <w:rPr>
           <w:b/>
         </w:rPr>
-        <w:t xml:space="preserve">53</w:t>
-      </w:r>
-      <w:r>
-        <w:t xml:space="preserve">324/136-сс</w:t>
+        <w:t xml:space="preserve">15</w:t>
+      </w:r>
+      <w:r>
+        <w:t xml:space="preserve">682/886-сс</w:t>
       </w:r>
       <w:r>
         <w:t xml:space="preserve">.</w:t>
@@ -553,7 +559,7 @@
           </w:tcPr>
           <w:p>
             <w:r>
-              <w:t xml:space="preserve">8 9</w:t>
+              <w:t xml:space="preserve">6</w:t>
             </w:r>
           </w:p>
         </w:tc>
@@ -563,7 +569,7 @@
           </w:tcPr>
           <w:p>
             <w:r>
-              <w:t xml:space="preserve">50 002,21 рубля</w:t>
+              <w:t xml:space="preserve">98 002,32 рубля</w:t>
             </w:r>
           </w:p>
         </w:tc>
@@ -621,7 +627,7 @@
               <w:t xml:space="preserve">Адрес регистрации: </w:t>
             </w:r>
             <w:r>
-              <w:t xml:space="preserve">ул. Мира, д. 2, с. Ивановское, Краснодарский край</w:t>
+              <w:t xml:space="preserve">просп. Ленина, д. 1, пос. Заречный, Краснодарский край</w:t>
             </w:r>
           </w:p>
           <w:p>
@@ -660,7 +666,7 @@
               <w:t xml:space="preserve">Тел.: </w:t>
             </w:r>
             <w:r>
-              <w:t xml:space="preserve">+7 (495) 223-81-44</w:t>
+              <w:t xml:space="preserve">+7 (383) 379-17-89</w:t>
             </w:r>
           </w:p>
           <w:p>
@@ -668,7 +674,7 @@
               <w:t xml:space="preserve">E-mail: </w:t>
             </w:r>
             <w:r>
-              <w:t xml:space="preserve">kuznecova@romashka.ru</w:t>
+              <w:t xml:space="preserve">kuznecova@inbox.ru</w:t>
             </w:r>
           </w:p>
           <w:p/>

--- a/tests/corpus_v2/docs/cession_0006.docx
+++ b/tests/corpus_v2/docs/cession_0006.docx
@@ -278,10 +278,46 @@
         <w:t xml:space="preserve">66 10 975063</w:t>
       </w:r>
       <w:r>
+        <w:t xml:space="preserve">. К партии приложен паспорт изделия № </w:t>
+      </w:r>
+      <w:r>
+        <w:t xml:space="preserve">23 04 659158</w:t>
+      </w:r>
+      <w:r>
+        <w:t xml:space="preserve">. Оборудование поставляется с паспортом транспортного средства № </w:t>
+      </w:r>
+      <w:r>
+        <w:t xml:space="preserve">49 23 997900</w:t>
+      </w:r>
+      <w:r>
+        <w:t xml:space="preserve">. Приёмка производится согласно техническому паспорту </w:t>
+      </w:r>
+      <w:r>
+        <w:t xml:space="preserve">98 17 037143</w:t>
+      </w:r>
+      <w:r>
+        <w:t xml:space="preserve">. СНИЛС не указан, номер заказа </w:t>
+      </w:r>
+      <w:r>
+        <w:t xml:space="preserve">027-988-055 31</w:t>
+      </w:r>
+      <w:r>
+        <w:t xml:space="preserve">. Дата рождения не проставлена, документ выдан </w:t>
+      </w:r>
+      <w:r>
+        <w:t xml:space="preserve">21.10.2019</w:t>
+      </w:r>
+      <w:r>
+        <w:t xml:space="preserve">. Код подразделения, см. артикул </w:t>
+      </w:r>
+      <w:r>
+        <w:t xml:space="preserve">259-920</w:t>
+      </w:r>
+      <w:r>
         <w:t xml:space="preserve">. Цена — </w:t>
       </w:r>
       <w:r>
-        <w:t xml:space="preserve">952 002 (Девятьсот пятьдесят две тысячи два) рубля 0 коп.</w:t>
+        <w:t xml:space="preserve">857 002 (Восемьсот пятьдесят семь тысяч два) рубля 0 коп.</w:t>
       </w:r>
       <w:r>
         <w:t xml:space="preserve">, НДС не облагается</w:t>
@@ -304,7 +340,7 @@
         <w:t xml:space="preserve">3.1. Место исполнения обязательств: </w:t>
       </w:r>
       <w:r>
-        <w:t xml:space="preserve">ул. Полевая, д. 4, пос. Заречный, Тверская обл.</w:t>
+        <w:t xml:space="preserve">ш. Ленина, д. 70, д. Малые Вязёмы, Ленинградская обл.</w:t>
       </w:r>
       <w:r>
         <w:t xml:space="preserve">.</w:t>
@@ -321,7 +357,7 @@
         <w:t xml:space="preserve"> по телефону </w:t>
       </w:r>
       <w:r>
-        <w:t xml:space="preserve">+7 (846) 676-45-42</w:t>
+        <w:t xml:space="preserve">+7 (499) 864-15-58</w:t>
       </w:r>
       <w:r>
         <w:t xml:space="preserve">.</w:t>
@@ -332,7 +368,7 @@
         <w:t xml:space="preserve">3.3. Срок исполнения обязательств — </w:t>
       </w:r>
       <w:r>
-        <w:t xml:space="preserve">в течение 3 дней с момента подписания акта</w:t>
+        <w:t xml:space="preserve">в течение 7 дней с момента подписания акта</w:t>
       </w:r>
       <w:r>
         <w:t xml:space="preserve">.</w:t>
@@ -369,7 +405,7 @@
         <w:t xml:space="preserve">, но не более </w:t>
       </w:r>
       <w:r>
-        <w:t xml:space="preserve">9% от цены Договора</w:t>
+        <w:t xml:space="preserve">20% от цены Договора</w:t>
       </w:r>
       <w:r>
         <w:t xml:space="preserve">. Предельный размер ответственности: </w:t>
@@ -397,7 +433,7 @@
         <w:t xml:space="preserve">Сторона, для которой создалась невозможность исполнения, обязана уведомить другую Сторону. Срок уведомления — </w:t>
       </w:r>
       <w:r>
-        <w:t xml:space="preserve">в течение 14 (Четырнадцати) рабочих дней со дня предъявления требования</w:t>
+        <w:t xml:space="preserve">в течение 10 (Десяти) рабочих дней со дня предъявления требования</w:t>
       </w:r>
       <w:r>
         <w:t xml:space="preserve">.</w:t>
@@ -411,7 +447,7 @@
         <w:t xml:space="preserve">Все споры и разногласия решаются путём переговоров. Претензионный порядок обязателен, срок ответа на претензию — </w:t>
       </w:r>
       <w:r>
-        <w:t xml:space="preserve">в течение 36 (Тридцати шести) месяцев с даты подписания Сторонами акта сдачи-приемки оказанных услуг</w:t>
+        <w:t xml:space="preserve">в течение 3 (Трёх) месяцев с даты подписания Сторонами акта сдачи-приемки оказанных услуг</w:t>
       </w:r>
       <w:r>
         <w:t xml:space="preserve">.</w:t>
@@ -505,7 +541,7 @@
         <w:rPr>
           <w:b/>
         </w:rPr>
-        <w:t xml:space="preserve">не позднее 11.06.20</w:t>
+        <w:t xml:space="preserve">не позднее 01.03.20</w:t>
       </w:r>
       <w:r>
         <w:t xml:space="preserve">25</w:t>
@@ -522,10 +558,10 @@
         <w:rPr>
           <w:b/>
         </w:rPr>
-        <w:t xml:space="preserve">15</w:t>
-      </w:r>
-      <w:r>
-        <w:t xml:space="preserve">682/886-сс</w:t>
+        <w:t xml:space="preserve">25</w:t>
+      </w:r>
+      <w:r>
+        <w:t xml:space="preserve">814/789-сс</w:t>
       </w:r>
       <w:r>
         <w:t xml:space="preserve">.</w:t>
@@ -559,7 +595,7 @@
           </w:tcPr>
           <w:p>
             <w:r>
-              <w:t xml:space="preserve">6</w:t>
+              <w:t xml:space="preserve">8</w:t>
             </w:r>
           </w:p>
         </w:tc>
@@ -569,7 +605,7 @@
           </w:tcPr>
           <w:p>
             <w:r>
-              <w:t xml:space="preserve">98 002,32 рубля</w:t>
+              <w:t xml:space="preserve">68 002,79 рубля</w:t>
             </w:r>
           </w:p>
         </w:tc>
@@ -627,7 +663,7 @@
               <w:t xml:space="preserve">Адрес регистрации: </w:t>
             </w:r>
             <w:r>
-              <w:t xml:space="preserve">просп. Ленина, д. 1, пос. Заречный, Краснодарский край</w:t>
+              <w:t xml:space="preserve">бул. Баумана, д. 16, д. Малые Вязёмы, Свердловская обл.</w:t>
             </w:r>
           </w:p>
           <w:p>
@@ -666,7 +702,7 @@
               <w:t xml:space="preserve">Тел.: </w:t>
             </w:r>
             <w:r>
-              <w:t xml:space="preserve">+7 (383) 379-17-89</w:t>
+              <w:t xml:space="preserve">+7 (812) 177-88-12</w:t>
             </w:r>
           </w:p>
           <w:p>
@@ -674,7 +710,7 @@
               <w:t xml:space="preserve">E-mail: </w:t>
             </w:r>
             <w:r>
-              <w:t xml:space="preserve">kuznecova@inbox.ru</w:t>
+              <w:t xml:space="preserve">kuznecova@yandex.ru</w:t>
             </w:r>
           </w:p>
           <w:p/>
@@ -712,7 +748,7 @@
               <w:t xml:space="preserve">Адрес регистрации: </w:t>
             </w:r>
             <w:r>
-              <w:t xml:space="preserve">бул. Баумана, д. 16, д. Малые Вязёмы, Свердловская обл.</w:t>
+              <w:t xml:space="preserve">проезд Садовая, д. 27, рп. Обухово, Республика Татарстан</w:t>
             </w:r>
           </w:p>
           <w:p>
@@ -751,7 +787,7 @@
               <w:t xml:space="preserve">Тел.: </w:t>
             </w:r>
             <w:r>
-              <w:t xml:space="preserve">+7 (812) 177-88-12</w:t>
+              <w:t xml:space="preserve">+7 (812) 440-50-99</w:t>
             </w:r>
           </w:p>
           <w:p>
@@ -759,7 +795,7 @@
               <w:t xml:space="preserve">E-mail: </w:t>
             </w:r>
             <w:r>
-              <w:t xml:space="preserve">pavlov@yandex.ru</w:t>
+              <w:t xml:space="preserve">pavlov@list.ru</w:t>
             </w:r>
           </w:p>
           <w:p/>
@@ -841,19 +877,19 @@
         <w:t xml:space="preserve">Реквизиты для возврата: </w:t>
       </w:r>
       <w:r>
-        <w:t xml:space="preserve">603000, г. Нижний Новгород, бул. Строителей, д. 41, кв. 54</w:t>
+        <w:t xml:space="preserve">190000, г. Санкт-Петербург, пер. Победы, д. 6, кв. 120</w:t>
       </w:r>
       <w:r>
         <w:t xml:space="preserve">, ИНН </w:t>
       </w:r>
       <w:r>
-        <w:t xml:space="preserve">7455514404</w:t>
+        <w:t xml:space="preserve">5507521360</w:t>
       </w:r>
       <w:r>
         <w:t xml:space="preserve">, контакт: </w:t>
       </w:r>
       <w:r>
-        <w:t xml:space="preserve">Волкова Дарья Николаевна</w:t>
+        <w:t xml:space="preserve">Зайцев Сергей Олегович</w:t>
       </w:r>
     </w:p>
   </w:footnote>

--- a/tests/corpus_v2/docs/cession_0006.docx
+++ b/tests/corpus_v2/docs/cession_0006.docx
@@ -326,250 +326,118 @@
         <w:t xml:space="preserve">.</w:t>
       </w:r>
     </w:p>
-    <w:p/>
-    <w:p>
-      <w:r>
-        <w:rPr>
-          <w:b/>
-        </w:rPr>
-        <w:t xml:space="preserve">3. МЕСТО И СРОКИ ИСПОЛНЕНИЯ</w:t>
-      </w:r>
-    </w:p>
-    <w:p>
-      <w:r>
-        <w:t xml:space="preserve">3.1. Место исполнения обязательств: </w:t>
-      </w:r>
-      <w:r>
-        <w:t xml:space="preserve">ш. Ленина, д. 70, д. Малые Вязёмы, Ленинградская обл.</w:t>
-      </w:r>
-      <w:r>
-        <w:t xml:space="preserve">.</w:t>
-      </w:r>
-    </w:p>
-    <w:p>
-      <w:r>
-        <w:t xml:space="preserve">3.2. Уведомления направляются </w:t>
-      </w:r>
-      <w:r>
-        <w:t xml:space="preserve">Павлову Владимиру Егоровичу</w:t>
-      </w:r>
-      <w:r>
-        <w:t xml:space="preserve"> по телефону </w:t>
-      </w:r>
-      <w:r>
-        <w:t xml:space="preserve">+7 (499) 864-15-58</w:t>
-      </w:r>
-      <w:r>
-        <w:t xml:space="preserve">.</w:t>
-      </w:r>
-    </w:p>
-    <w:p>
-      <w:r>
-        <w:t xml:space="preserve">3.3. Срок исполнения обязательств — </w:t>
-      </w:r>
-      <w:r>
-        <w:t xml:space="preserve">в течение 7 дней с момента подписания акта</w:t>
-      </w:r>
-      <w:r>
-        <w:t xml:space="preserve">.</w:t>
-      </w:r>
-    </w:p>
-    <w:p/>
-    <w:p>
-      <w:r>
-        <w:rPr>
-          <w:b/>
-        </w:rPr>
-        <w:t xml:space="preserve">4. ПРОЧИЕ УСЛОВИЯ</w:t>
-      </w:r>
-    </w:p>
-    <w:p>
-      <w:r>
-        <w:t xml:space="preserve">4.1. </w:t>
-      </w:r>
-      <w:r>
-        <w:t xml:space="preserve">Стороны несут ответственность за неисполнение или ненадлежащее исполнение обязательств в соответствии с законодательством Российской Федерации.</w:t>
-      </w:r>
-    </w:p>
-    <w:p>
-      <w:r>
-        <w:t xml:space="preserve">4.2. </w:t>
-      </w:r>
-      <w:r>
-        <w:t xml:space="preserve">Размер неустойки за нарушение сроков оплаты: </w:t>
-      </w:r>
-      <w:r>
-        <w:t xml:space="preserve">0,01 % от стоимости неоплаченных работ</w:t>
-      </w:r>
-      <w:r>
-        <w:t xml:space="preserve">, но не более </w:t>
-      </w:r>
-      <w:r>
-        <w:t xml:space="preserve">20% от цены Договора</w:t>
-      </w:r>
-      <w:r>
-        <w:t xml:space="preserve">. Предельный размер ответственности: </w:t>
-      </w:r>
-      <w:r>
-        <w:t xml:space="preserve">1/150 ключевой ставки ЦБ РФ от цены Договора</w:t>
-      </w:r>
-      <w:r>
-        <w:t xml:space="preserve">.</w:t>
-      </w:r>
-    </w:p>
-    <w:p>
-      <w:r>
-        <w:t xml:space="preserve">4.3. </w:t>
-      </w:r>
-      <w:r>
-        <w:t xml:space="preserve">Стороны освобождаются от ответственности при наступлении обстоятельств непреодолимой силы, если они прямо повлияли на исполнение обязательств.</w:t>
-      </w:r>
-    </w:p>
-    <w:p>
-      <w:r>
-        <w:t xml:space="preserve">4.4. </w:t>
-      </w:r>
-      <w:r>
-        <w:t xml:space="preserve">Сторона, для которой создалась невозможность исполнения, обязана уведомить другую Сторону. Срок уведомления — </w:t>
-      </w:r>
-      <w:r>
-        <w:t xml:space="preserve">в течение 10 (Десяти) рабочих дней со дня предъявления требования</w:t>
-      </w:r>
-      <w:r>
-        <w:t xml:space="preserve">.</w:t>
-      </w:r>
-    </w:p>
-    <w:p>
-      <w:r>
-        <w:t xml:space="preserve">4.5. </w:t>
-      </w:r>
-      <w:r>
-        <w:t xml:space="preserve">Все споры и разногласия решаются путём переговоров. Претензионный порядок обязателен, срок ответа на претензию — </w:t>
-      </w:r>
-      <w:r>
-        <w:t xml:space="preserve">в течение 3 (Трёх) месяцев с даты подписания Сторонами акта сдачи-приемки оказанных услуг</w:t>
-      </w:r>
-      <w:r>
-        <w:t xml:space="preserve">.</w:t>
-      </w:r>
-    </w:p>
-    <w:p/>
-    <w:p/>
-    <w:p>
-      <w:r>
-        <w:rPr>
-          <w:b/>
-        </w:rPr>
-        <w:t xml:space="preserve">10. ДОПОЛНИТЕЛЬНЫЕ СВЕДЕНИЯ О СТОРОНАХ</w:t>
-      </w:r>
-    </w:p>
-    <w:p>
-      <w:r>
-        <w:t xml:space="preserve">подписано </w:t>
-      </w:r>
-      <w:r>
-        <w:t xml:space="preserve">павловым владимиром егоровичем</w:t>
-      </w:r>
-    </w:p>
-    <w:p>
-      <w:r>
-        <w:t xml:space="preserve">Претензии направляются </w:t>
-      </w:r>
-      <w:r>
-        <w:t xml:space="preserve">Павлову Владимиру Егоровичу</w:t>
-      </w:r>
-      <w:r>
-        <w:t xml:space="preserve">; ответ подписывается </w:t>
-      </w:r>
-      <w:r>
-        <w:t xml:space="preserve">Павловым Владимиром Егоровичем</w:t>
-      </w:r>
-      <w:r>
-        <w:t xml:space="preserve">; интересы </w:t>
-      </w:r>
-      <w:r>
-        <w:t xml:space="preserve">Павлова Владимира Егоровича</w:t>
-      </w:r>
-      <w:r>
-        <w:t xml:space="preserve"> представляет </w:t>
-      </w:r>
-      <w:r>
-        <w:t xml:space="preserve">Павлов Владимир Егорович</w:t>
-      </w:r>
-      <w:r>
-        <w:t xml:space="preserve">; копия вручается </w:t>
-      </w:r>
-      <w:r>
-        <w:t xml:space="preserve">Павлов В. Е.</w:t>
-      </w:r>
-      <w:r>
-        <w:t xml:space="preserve"> лично.</w:t>
-      </w:r>
-    </w:p>
-    <w:p/>
-    <w:p/>
-    <w:p>
-      <w:r>
-        <w:rPr>
-          <w:b/>
-        </w:rPr>
-        <w:t xml:space="preserve">9. КОНТРОЛЬНЫЕ ВЕЛИЧИНЫ</w:t>
-      </w:r>
-    </w:p>
-    <w:p>
-      <w:r>
-        <w:t xml:space="preserve">9.1. Контрольная запись: </w:t>
-      </w:r>
-      <w:r>
-        <w:rPr>
-          <w:b/>
-        </w:rPr>
-        <w:t xml:space="preserve">1/1</w:t>
-      </w:r>
-      <w:r>
-        <w:t xml:space="preserve">30 ключевой ставки ЦБ РФ годовых</w:t>
-      </w:r>
-      <w:r>
-        <w:t xml:space="preserve">.</w:t>
-      </w:r>
-    </w:p>
-    <w:p>
-      <w:r>
-        <w:t xml:space="preserve">9.2. Контрольная запись: </w:t>
-      </w:r>
-      <w:r>
-        <w:rPr>
-          <w:b/>
-        </w:rPr>
-        <w:t xml:space="preserve">не позднее 01.03.20</w:t>
-      </w:r>
-      <w:r>
-        <w:t xml:space="preserve">25</w:t>
-      </w:r>
-      <w:r>
-        <w:t xml:space="preserve">.</w:t>
-      </w:r>
-    </w:p>
-    <w:p>
-      <w:r>
-        <w:t xml:space="preserve">9.3. Контрольная запись: </w:t>
-      </w:r>
-      <w:r>
-        <w:rPr>
-          <w:b/>
-        </w:rPr>
-        <w:t xml:space="preserve">25</w:t>
-      </w:r>
-      <w:r>
-        <w:t xml:space="preserve">814/789-сс</w:t>
-      </w:r>
-      <w:r>
-        <w:t xml:space="preserve">.</w:t>
-      </w:r>
-    </w:p>
-    <w:p>
-      <w:r>
-        <w:t xml:space="preserve">9.4. Контрольная запись (таблица):</w:t>
+    <w:p>
+      <w:r>
+        <w:t xml:space="preserve">2.6. </w:t>
+      </w:r>
+      <w:r>
+        <w:t xml:space="preserve">Товар маркирован штрихкодом </w:t>
+      </w:r>
+      <w:r>
+        <w:t xml:space="preserve">4608654597798</w:t>
+      </w:r>
+      <w:r>
+        <w:t xml:space="preserve">. Код контрагента по ОКПО — </w:t>
+      </w:r>
+      <w:r>
+        <w:t xml:space="preserve">6610315536</w:t>
+      </w:r>
+      <w:r>
+        <w:t xml:space="preserve">. Оборудование учтено под инвентарным номером </w:t>
+      </w:r>
+      <w:r>
+        <w:t xml:space="preserve">045545538</w:t>
+      </w:r>
+      <w:r>
+        <w:t xml:space="preserve">, складской позиции присвоен номер </w:t>
+      </w:r>
+      <w:r>
+        <w:t xml:space="preserve">141579014</w:t>
+      </w:r>
+      <w:r>
+        <w:t xml:space="preserve">.</w:t>
+      </w:r>
+    </w:p>
+    <w:p>
+      <w:r>
+        <w:t xml:space="preserve">2.7. </w:t>
+      </w:r>
+      <w:r>
+        <w:t xml:space="preserve">Оплата по счёту-фактуре на КБК </w:t>
+      </w:r>
+      <w:r>
+        <w:t xml:space="preserve">18210101011011000115</w:t>
+      </w:r>
+      <w:r>
+        <w:t xml:space="preserve">. ИНН не присвоен, регистрационный № </w:t>
+      </w:r>
+      <w:r>
+        <w:t xml:space="preserve">8008076825</w:t>
+      </w:r>
+      <w:r>
+        <w:t xml:space="preserve">. ИНН не присвоен, платёжный документ № </w:t>
+      </w:r>
+      <w:r>
+        <w:t xml:space="preserve">739443303770</w:t>
+      </w:r>
+      <w:r>
+        <w:t xml:space="preserve">. Заказчик действует в лице </w:t>
+      </w:r>
+      <w:r>
+        <w:t xml:space="preserve">уполномоченного представителя</w:t>
+      </w:r>
+      <w:r>
+        <w:t xml:space="preserve">, назначаемого приказом.</w:t>
+      </w:r>
+    </w:p>
+    <w:p>
+      <w:r>
+        <w:t xml:space="preserve">2.8. </w:t>
+      </w:r>
+      <w:r>
+        <w:t xml:space="preserve">Массовая доля влаги в товаре — </w:t>
+      </w:r>
+      <w:r>
+        <w:t xml:space="preserve">не более 11 %</w:t>
+      </w:r>
+      <w:r>
+        <w:t xml:space="preserve">. Товар подлежит хранению </w:t>
+      </w:r>
+      <w:r>
+        <w:t xml:space="preserve">в течение 24 часов</w:t>
+      </w:r>
+      <w:r>
+        <w:t xml:space="preserve"> при температуре не выше +4 °C. Срок исковой давности по требованиям, вытекающим из Договора, составляет </w:t>
+      </w:r>
+      <w:r>
+        <w:t xml:space="preserve">в течение трёх лет</w:t>
+      </w:r>
+      <w:r>
+        <w:t xml:space="preserve">, как установлено статьёй 196 Гражданского кодекса Российской Федерации. Обработка данных ведётся согласно Федеральному закону от 27.07.2006 № 152-ФЗ </w:t>
+      </w:r>
+      <w:r>
+        <w:t xml:space="preserve">«О персональных данных»</w:t>
+      </w:r>
+      <w:r>
+        <w:t xml:space="preserve">. Товар поставляется под маркой </w:t>
+      </w:r>
+      <w:r>
+        <w:t xml:space="preserve">«Стандарт»</w:t>
+      </w:r>
+      <w:r>
+        <w:t xml:space="preserve">. Влажность определяется </w:t>
+      </w:r>
+      <w:r>
+        <w:t xml:space="preserve">по методу Кьельдаля</w:t>
+      </w:r>
+      <w:r>
+        <w:t xml:space="preserve">. Споры передаются на рассмотрение в Арбитражный суд </w:t>
+      </w:r>
+      <w:r>
+        <w:t xml:space="preserve">города Москвы</w:t>
+      </w:r>
+      <w:r>
+        <w:t xml:space="preserve">.</w:t>
       </w:r>
     </w:p>
     <w:tbl>
@@ -605,7 +473,7 @@
           </w:tcPr>
           <w:p>
             <w:r>
-              <w:t xml:space="preserve">68 002,79 рубля</w:t>
+              <w:t xml:space="preserve">0425958245</w:t>
             </w:r>
           </w:p>
         </w:tc>
@@ -617,10 +485,246 @@
         <w:rPr>
           <w:b/>
         </w:rPr>
-        <w:t xml:space="preserve">РЕКВИЗИТЫ И ПОДПИСИ СТОРОН</w:t>
-      </w:r>
-    </w:p>
-    <w:p/>
+        <w:t xml:space="preserve">3. МЕСТО И СРОКИ ИСПОЛНЕНИЯ</w:t>
+      </w:r>
+    </w:p>
+    <w:p>
+      <w:r>
+        <w:t xml:space="preserve">3.1. Место исполнения обязательств: </w:t>
+      </w:r>
+      <w:r>
+        <w:t xml:space="preserve">ул. Ленина, д. 72, д. Малые Вязёмы, Краснодарский край</w:t>
+      </w:r>
+      <w:r>
+        <w:t xml:space="preserve">.</w:t>
+      </w:r>
+    </w:p>
+    <w:p>
+      <w:r>
+        <w:t xml:space="preserve">3.2. Уведомления направляются </w:t>
+      </w:r>
+      <w:r>
+        <w:t xml:space="preserve">Павлову Владимиру Егоровичу</w:t>
+      </w:r>
+      <w:r>
+        <w:t xml:space="preserve"> по телефону </w:t>
+      </w:r>
+      <w:r>
+        <w:t xml:space="preserve">+7 (495) 928-89-65</w:t>
+      </w:r>
+      <w:r>
+        <w:t xml:space="preserve">.</w:t>
+      </w:r>
+    </w:p>
+    <w:p>
+      <w:r>
+        <w:t xml:space="preserve">3.3. Срок исполнения обязательств — </w:t>
+      </w:r>
+      <w:r>
+        <w:t xml:space="preserve">в течение 5 дней с момента подписания акта</w:t>
+      </w:r>
+      <w:r>
+        <w:t xml:space="preserve">.</w:t>
+      </w:r>
+    </w:p>
+    <w:p/>
+    <w:p>
+      <w:r>
+        <w:rPr>
+          <w:b/>
+        </w:rPr>
+        <w:t xml:space="preserve">4. ПРОЧИЕ УСЛОВИЯ</w:t>
+      </w:r>
+    </w:p>
+    <w:p>
+      <w:r>
+        <w:t xml:space="preserve">4.1. </w:t>
+      </w:r>
+      <w:r>
+        <w:t xml:space="preserve">Стороны несут ответственность за неисполнение или ненадлежащее исполнение обязательств в соответствии с законодательством Российской Федерации.</w:t>
+      </w:r>
+    </w:p>
+    <w:p>
+      <w:r>
+        <w:t xml:space="preserve">4.2. </w:t>
+      </w:r>
+      <w:r>
+        <w:t xml:space="preserve">Размер неустойки за нарушение сроков оплаты: </w:t>
+      </w:r>
+      <w:r>
+        <w:t xml:space="preserve">0,01 % от стоимости неоплаченных работ</w:t>
+      </w:r>
+      <w:r>
+        <w:t xml:space="preserve">, но не более </w:t>
+      </w:r>
+      <w:r>
+        <w:t xml:space="preserve">5% от цены Договора</w:t>
+      </w:r>
+      <w:r>
+        <w:t xml:space="preserve">. Предельный размер ответственности: </w:t>
+      </w:r>
+      <w:r>
+        <w:t xml:space="preserve">1/150 ключевой ставки ЦБ РФ от цены Договора</w:t>
+      </w:r>
+      <w:r>
+        <w:t xml:space="preserve">.</w:t>
+      </w:r>
+    </w:p>
+    <w:p>
+      <w:r>
+        <w:t xml:space="preserve">4.3. </w:t>
+      </w:r>
+      <w:r>
+        <w:t xml:space="preserve">Стороны освобождаются от ответственности при наступлении обстоятельств непреодолимой силы, если они прямо повлияли на исполнение обязательств.</w:t>
+      </w:r>
+    </w:p>
+    <w:p>
+      <w:r>
+        <w:t xml:space="preserve">4.4. </w:t>
+      </w:r>
+      <w:r>
+        <w:t xml:space="preserve">Сторона, для которой создалась невозможность исполнения, обязана уведомить другую Сторону. Срок уведомления — </w:t>
+      </w:r>
+      <w:r>
+        <w:t xml:space="preserve">в течение 45 (Сорока пяти) рабочих дней со дня предъявления требования</w:t>
+      </w:r>
+      <w:r>
+        <w:t xml:space="preserve">.</w:t>
+      </w:r>
+    </w:p>
+    <w:p>
+      <w:r>
+        <w:t xml:space="preserve">4.5. </w:t>
+      </w:r>
+      <w:r>
+        <w:t xml:space="preserve">Все споры и разногласия решаются путём переговоров. Претензионный порядок обязателен, срок ответа на претензию — </w:t>
+      </w:r>
+      <w:r>
+        <w:t xml:space="preserve">в течение 12 (Двенадцати) месяцев с даты подписания Сторонами акта сдачи-приемки оказанных услуг</w:t>
+      </w:r>
+      <w:r>
+        <w:t xml:space="preserve">.</w:t>
+      </w:r>
+    </w:p>
+    <w:p/>
+    <w:p/>
+    <w:p>
+      <w:r>
+        <w:rPr>
+          <w:b/>
+        </w:rPr>
+        <w:t xml:space="preserve">10. ДОПОЛНИТЕЛЬНЫЕ СВЕДЕНИЯ О СТОРОНАХ</w:t>
+      </w:r>
+    </w:p>
+    <w:p>
+      <w:r>
+        <w:t xml:space="preserve">подписано </w:t>
+      </w:r>
+      <w:r>
+        <w:t xml:space="preserve">павловым владимиром егоровичем</w:t>
+      </w:r>
+    </w:p>
+    <w:p>
+      <w:r>
+        <w:t xml:space="preserve">Претензии направляются </w:t>
+      </w:r>
+      <w:r>
+        <w:t xml:space="preserve">Павлову Владимиру Егоровичу</w:t>
+      </w:r>
+      <w:r>
+        <w:t xml:space="preserve">; ответ подписывается </w:t>
+      </w:r>
+      <w:r>
+        <w:t xml:space="preserve">Павловым Владимиром Егоровичем</w:t>
+      </w:r>
+      <w:r>
+        <w:t xml:space="preserve">; интересы </w:t>
+      </w:r>
+      <w:r>
+        <w:t xml:space="preserve">Павлова Владимира Егоровича</w:t>
+      </w:r>
+      <w:r>
+        <w:t xml:space="preserve"> представляет </w:t>
+      </w:r>
+      <w:r>
+        <w:t xml:space="preserve">Павлов Владимир Егорович</w:t>
+      </w:r>
+      <w:r>
+        <w:t xml:space="preserve">; копия вручается </w:t>
+      </w:r>
+      <w:r>
+        <w:t xml:space="preserve">Павлов В. Е.</w:t>
+      </w:r>
+      <w:r>
+        <w:t xml:space="preserve"> лично.</w:t>
+      </w:r>
+    </w:p>
+    <w:p/>
+    <w:p/>
+    <w:p>
+      <w:r>
+        <w:rPr>
+          <w:b/>
+        </w:rPr>
+        <w:t xml:space="preserve">9. КОНТРОЛЬНЫЕ ВЕЛИЧИНЫ</w:t>
+      </w:r>
+    </w:p>
+    <w:p>
+      <w:r>
+        <w:t xml:space="preserve">9.1. Контрольная запись: </w:t>
+      </w:r>
+      <w:r>
+        <w:rPr>
+          <w:b/>
+        </w:rPr>
+        <w:t xml:space="preserve">1/1</w:t>
+      </w:r>
+      <w:r>
+        <w:t xml:space="preserve">30 ключевой ставки ЦБ РФ годовых</w:t>
+      </w:r>
+      <w:r>
+        <w:t xml:space="preserve">.</w:t>
+      </w:r>
+    </w:p>
+    <w:p>
+      <w:r>
+        <w:t xml:space="preserve">9.2. Контрольная запись: </w:t>
+      </w:r>
+      <w:r>
+        <w:rPr>
+          <w:b/>
+        </w:rPr>
+        <w:t xml:space="preserve">не позднее 09.02.20</w:t>
+      </w:r>
+      <w:r>
+        <w:t xml:space="preserve">25</w:t>
+      </w:r>
+      <w:r>
+        <w:t xml:space="preserve">.</w:t>
+      </w:r>
+    </w:p>
+    <w:p>
+      <w:r>
+        <w:t xml:space="preserve">9.3. Контрольная запись: </w:t>
+      </w:r>
+      <w:r>
+        <w:rPr>
+          <w:b/>
+        </w:rPr>
+        <w:t xml:space="preserve">27</w:t>
+      </w:r>
+      <w:r>
+        <w:t xml:space="preserve">957/560-сс</w:t>
+      </w:r>
+      <w:r>
+        <w:t xml:space="preserve">.</w:t>
+      </w:r>
+    </w:p>
+    <w:p>
+      <w:r>
+        <w:t xml:space="preserve">9.4. Контрольная запись (таблица):</w:t>
+      </w:r>
+    </w:p>
     <w:tbl>
       <w:tblPr>
         <w:tblW w:w="9360" w:type="dxa"/>
@@ -644,82 +748,7 @@
           </w:tcPr>
           <w:p>
             <w:r>
-              <w:rPr>
-                <w:b/>
-              </w:rPr>
-              <w:t xml:space="preserve">Цедент:</w:t>
-            </w:r>
-          </w:p>
-          <w:p>
-            <w:r>
-              <w:t xml:space="preserve">Индивидуальный предприниматель </w:t>
-            </w:r>
-            <w:r>
-              <w:t xml:space="preserve">Кузнецова Юлия Владимировна</w:t>
-            </w:r>
-          </w:p>
-          <w:p>
-            <w:r>
-              <w:t xml:space="preserve">Адрес регистрации: </w:t>
-            </w:r>
-            <w:r>
-              <w:t xml:space="preserve">бул. Баумана, д. 16, д. Малые Вязёмы, Свердловская обл.</w:t>
-            </w:r>
-          </w:p>
-          <w:p>
-            <w:r>
-              <w:t xml:space="preserve">ИНН </w:t>
-            </w:r>
-            <w:r>
-              <w:t xml:space="preserve">118277362822</w:t>
-            </w:r>
-            <w:r>
-              <w:t xml:space="preserve"> ОГРНИП </w:t>
-            </w:r>
-            <w:r>
-              <w:t xml:space="preserve">370836028662928</w:t>
-            </w:r>
-          </w:p>
-          <w:p>
-            <w:r>
-              <w:t xml:space="preserve">р/с </w:t>
-            </w:r>
-            <w:r>
-              <w:t xml:space="preserve">40802810375011153652</w:t>
-            </w:r>
-            <w:r>
-              <w:t xml:space="preserve"> в ПАО «Банк «Санкт-Петербург»</w:t>
-            </w:r>
-            <w:r>
-              <w:t xml:space="preserve">, БИК </w:t>
-            </w:r>
-            <w:r>
-              <w:t xml:space="preserve">044030790</w:t>
-            </w:r>
-          </w:p>
-          <w:p>
-            <w:r>
-              <w:t xml:space="preserve">Тел.: </w:t>
-            </w:r>
-            <w:r>
-              <w:t xml:space="preserve">+7 (812) 177-88-12</w:t>
-            </w:r>
-          </w:p>
-          <w:p>
-            <w:r>
-              <w:t xml:space="preserve">E-mail: </w:t>
-            </w:r>
-            <w:r>
-              <w:t xml:space="preserve">kuznecova@yandex.ru</w:t>
-            </w:r>
-          </w:p>
-          <w:p/>
-          <w:p>
-            <w:r>
-              <w:t xml:space="preserve">ИП ______________ </w:t>
-            </w:r>
-            <w:r>
-              <w:t xml:space="preserve">Кузнецова Ю. В.</w:t>
+              <w:t xml:space="preserve">5 0</w:t>
             </w:r>
           </w:p>
         </w:tc>
@@ -729,6 +758,130 @@
           </w:tcPr>
           <w:p>
             <w:r>
+              <w:t xml:space="preserve">30 002,26 рубля</w:t>
+            </w:r>
+          </w:p>
+        </w:tc>
+      </w:tr>
+    </w:tbl>
+    <w:p/>
+    <w:p>
+      <w:r>
+        <w:rPr>
+          <w:b/>
+        </w:rPr>
+        <w:t xml:space="preserve">РЕКВИЗИТЫ И ПОДПИСИ СТОРОН</w:t>
+      </w:r>
+    </w:p>
+    <w:p/>
+    <w:tbl>
+      <w:tblPr>
+        <w:tblW w:w="9360" w:type="dxa"/>
+        <w:tblBorders>
+          <w:top w:val="single" w:sz="4" w:color="auto"/>
+          <w:left w:val="single" w:sz="4" w:color="auto"/>
+          <w:bottom w:val="single" w:sz="4" w:color="auto"/>
+          <w:right w:val="single" w:sz="4" w:color="auto"/>
+          <w:insideH w:val="single" w:sz="4" w:color="auto"/>
+          <w:insideV w:val="single" w:sz="4" w:color="auto"/>
+        </w:tblBorders>
+      </w:tblPr>
+      <w:tblGrid>
+        <w:gridCol w:w="4680"/>
+        <w:gridCol w:w="4680"/>
+      </w:tblGrid>
+      <w:tr>
+        <w:tc>
+          <w:tcPr>
+            <w:tcW w:w="4680" w:type="dxa"/>
+          </w:tcPr>
+          <w:p>
+            <w:r>
+              <w:rPr>
+                <w:b/>
+              </w:rPr>
+              <w:t xml:space="preserve">Цедент:</w:t>
+            </w:r>
+          </w:p>
+          <w:p>
+            <w:r>
+              <w:t xml:space="preserve">Индивидуальный предприниматель </w:t>
+            </w:r>
+            <w:r>
+              <w:t xml:space="preserve">Кузнецова Юлия Владимировна</w:t>
+            </w:r>
+          </w:p>
+          <w:p>
+            <w:r>
+              <w:t xml:space="preserve">Адрес регистрации: </w:t>
+            </w:r>
+            <w:r>
+              <w:t xml:space="preserve">пер. Октябрьская, д. 41, тер. СНТ «Родник», Ленинградская обл.</w:t>
+            </w:r>
+          </w:p>
+          <w:p>
+            <w:r>
+              <w:t xml:space="preserve">ИНН </w:t>
+            </w:r>
+            <w:r>
+              <w:t xml:space="preserve">118277362822</w:t>
+            </w:r>
+            <w:r>
+              <w:t xml:space="preserve"> ОГРНИП </w:t>
+            </w:r>
+            <w:r>
+              <w:t xml:space="preserve">370836028662928</w:t>
+            </w:r>
+          </w:p>
+          <w:p>
+            <w:r>
+              <w:t xml:space="preserve">р/с </w:t>
+            </w:r>
+            <w:r>
+              <w:t xml:space="preserve">40802810375011153652</w:t>
+            </w:r>
+            <w:r>
+              <w:t xml:space="preserve"> в ПАО «Банк «Санкт-Петербург»</w:t>
+            </w:r>
+            <w:r>
+              <w:t xml:space="preserve">, БИК </w:t>
+            </w:r>
+            <w:r>
+              <w:t xml:space="preserve">044030790</w:t>
+            </w:r>
+          </w:p>
+          <w:p>
+            <w:r>
+              <w:t xml:space="preserve">Тел.: </w:t>
+            </w:r>
+            <w:r>
+              <w:t xml:space="preserve">+7 (495) 874-42-42</w:t>
+            </w:r>
+          </w:p>
+          <w:p>
+            <w:r>
+              <w:t xml:space="preserve">E-mail: </w:t>
+            </w:r>
+            <w:r>
+              <w:t xml:space="preserve">kuznecova@romashka.ru</w:t>
+            </w:r>
+          </w:p>
+          <w:p/>
+          <w:p>
+            <w:r>
+              <w:t xml:space="preserve">ИП ______________ </w:t>
+            </w:r>
+            <w:r>
+              <w:t xml:space="preserve">Кузнецова Ю. В.</w:t>
+            </w:r>
+          </w:p>
+        </w:tc>
+        <w:tc>
+          <w:tcPr>
+            <w:tcW w:w="4680" w:type="dxa"/>
+          </w:tcPr>
+          <w:p>
+            <w:r>
               <w:rPr>
                 <w:b/>
               </w:rPr>
@@ -748,7 +901,7 @@
               <w:t xml:space="preserve">Адрес регистрации: </w:t>
             </w:r>
             <w:r>
-              <w:t xml:space="preserve">проезд Садовая, д. 27, рп. Обухово, Республика Татарстан</w:t>
+              <w:t xml:space="preserve">ул. Садовая, д. 82, рп. Обухово, Ленинградская обл.</w:t>
             </w:r>
           </w:p>
           <w:p>
@@ -787,7 +940,7 @@
               <w:t xml:space="preserve">Тел.: </w:t>
             </w:r>
             <w:r>
-              <w:t xml:space="preserve">+7 (812) 440-50-99</w:t>
+              <w:t xml:space="preserve">+7 (499) 216-34-58</w:t>
             </w:r>
           </w:p>
           <w:p>
@@ -795,7 +948,7 @@
               <w:t xml:space="preserve">E-mail: </w:t>
             </w:r>
             <w:r>
-              <w:t xml:space="preserve">pavlov@list.ru</w:t>
+              <w:t xml:space="preserve">pavlov@yandex.ru</w:t>
             </w:r>
           </w:p>
           <w:p/>
@@ -877,19 +1030,19 @@
         <w:t xml:space="preserve">Реквизиты для возврата: </w:t>
       </w:r>
       <w:r>
-        <w:t xml:space="preserve">190000, г. Санкт-Петербург, пер. Победы, д. 6, кв. 120</w:t>
+        <w:t xml:space="preserve">630099, г. Новосибирск, ш. Ленинградская, д. 79, кв. 88</w:t>
       </w:r>
       <w:r>
         <w:t xml:space="preserve">, ИНН </w:t>
       </w:r>
       <w:r>
-        <w:t xml:space="preserve">5507521360</w:t>
+        <w:t xml:space="preserve">3631787410</w:t>
       </w:r>
       <w:r>
         <w:t xml:space="preserve">, контакт: </w:t>
       </w:r>
       <w:r>
-        <w:t xml:space="preserve">Зайцев Сергей Олегович</w:t>
+        <w:t xml:space="preserve">Смирнов Сергей Николаевич</w:t>
       </w:r>
     </w:p>
   </w:footnote>

--- a/tests/corpus_v2/docs/cession_0006.docx
+++ b/tests/corpus_v2/docs/cession_0006.docx
@@ -51,7 +51,7 @@
         <w:t xml:space="preserve">, ИНН </w:t>
       </w:r>
       <w:r>
-        <w:t xml:space="preserve">118277362822</w:t>
+        <w:t xml:space="preserve">118277362823</w:t>
       </w:r>
       <w:r>
         <w:t xml:space="preserve">, именуемая в дальнейшем «Цедент», действующая на основании свидетельства о государственной регистрации</w:t>
@@ -69,7 +69,7 @@
         <w:t xml:space="preserve">, ИНН </w:t>
       </w:r>
       <w:r>
-        <w:t xml:space="preserve">542490082080</w:t>
+        <w:t xml:space="preserve">542490082081</w:t>
       </w:r>
       <w:r>
         <w:t xml:space="preserve">, именуемый в дальнейшем «Цессионарий», действующий на основании свидетельства о государственной регистрации</w:t>
@@ -493,7 +493,7 @@
         <w:t xml:space="preserve">3.1. Место исполнения обязательств: </w:t>
       </w:r>
       <w:r>
-        <w:t xml:space="preserve">ул. Ленина, д. 72, д. Малые Вязёмы, Краснодарский край</w:t>
+        <w:t xml:space="preserve">101000, г. Москва, проезд Ленинградская, д. 1, кв. 31</w:t>
       </w:r>
       <w:r>
         <w:t xml:space="preserve">.</w:t>
@@ -510,7 +510,7 @@
         <w:t xml:space="preserve"> по телефону </w:t>
       </w:r>
       <w:r>
-        <w:t xml:space="preserve">+7 (495) 928-89-65</w:t>
+        <w:t xml:space="preserve">+7 (383) 379-17-89</w:t>
       </w:r>
       <w:r>
         <w:t xml:space="preserve">.</w:t>
@@ -521,7 +521,7 @@
         <w:t xml:space="preserve">3.3. Срок исполнения обязательств — </w:t>
       </w:r>
       <w:r>
-        <w:t xml:space="preserve">в течение 5 дней с момента подписания акта</w:t>
+        <w:t xml:space="preserve">в течение 30 дней с момента подписания акта</w:t>
       </w:r>
       <w:r>
         <w:t xml:space="preserve">.</w:t>
@@ -586,7 +586,7 @@
         <w:t xml:space="preserve">Сторона, для которой создалась невозможность исполнения, обязана уведомить другую Сторону. Срок уведомления — </w:t>
       </w:r>
       <w:r>
-        <w:t xml:space="preserve">в течение 45 (Сорока пяти) рабочих дней со дня предъявления требования</w:t>
+        <w:t xml:space="preserve">в течение 5 (Пяти) рабочих дней со дня предъявления требования</w:t>
       </w:r>
       <w:r>
         <w:t xml:space="preserve">.</w:t>
@@ -600,7 +600,7 @@
         <w:t xml:space="preserve">Все споры и разногласия решаются путём переговоров. Претензионный порядок обязателен, срок ответа на претензию — </w:t>
       </w:r>
       <w:r>
-        <w:t xml:space="preserve">в течение 12 (Двенадцати) месяцев с даты подписания Сторонами акта сдачи-приемки оказанных услуг</w:t>
+        <w:t xml:space="preserve">в течение 3 (Трёх) месяцев с даты подписания Сторонами акта сдачи-приемки оказанных услуг</w:t>
       </w:r>
       <w:r>
         <w:t xml:space="preserve">.</w:t>
@@ -694,7 +694,7 @@
         <w:rPr>
           <w:b/>
         </w:rPr>
-        <w:t xml:space="preserve">не позднее 09.02.20</w:t>
+        <w:t xml:space="preserve">не позднее 13.05.20</w:t>
       </w:r>
       <w:r>
         <w:t xml:space="preserve">25</w:t>
@@ -711,10 +711,10 @@
         <w:rPr>
           <w:b/>
         </w:rPr>
-        <w:t xml:space="preserve">27</w:t>
-      </w:r>
-      <w:r>
-        <w:t xml:space="preserve">957/560-сс</w:t>
+        <w:t xml:space="preserve">90</w:t>
+      </w:r>
+      <w:r>
+        <w:t xml:space="preserve">261/021-сс</w:t>
       </w:r>
       <w:r>
         <w:t xml:space="preserve">.</w:t>
@@ -748,7 +748,7 @@
           </w:tcPr>
           <w:p>
             <w:r>
-              <w:t xml:space="preserve">5 0</w:t>
+              <w:t xml:space="preserve">8 9</w:t>
             </w:r>
           </w:p>
         </w:tc>
@@ -758,7 +758,7 @@
           </w:tcPr>
           <w:p>
             <w:r>
-              <w:t xml:space="preserve">30 002,26 рубля</w:t>
+              <w:t xml:space="preserve">00 002,61 рубля</w:t>
             </w:r>
           </w:p>
         </w:tc>
@@ -816,7 +816,7 @@
               <w:t xml:space="preserve">Адрес регистрации: </w:t>
             </w:r>
             <w:r>
-              <w:t xml:space="preserve">пер. Октябрьская, д. 41, тер. СНТ «Родник», Ленинградская обл.</w:t>
+              <w:t xml:space="preserve">630099, г. Новосибирск, проезд Пушкина, д. 60, кв. 168</w:t>
             </w:r>
           </w:p>
           <w:p>
@@ -824,13 +824,13 @@
               <w:t xml:space="preserve">ИНН </w:t>
             </w:r>
             <w:r>
-              <w:t xml:space="preserve">118277362822</w:t>
+              <w:t xml:space="preserve">118277362823</w:t>
             </w:r>
             <w:r>
               <w:t xml:space="preserve"> ОГРНИП </w:t>
             </w:r>
             <w:r>
-              <w:t xml:space="preserve">370836028662928</w:t>
+              <w:t xml:space="preserve">370836028662929</w:t>
             </w:r>
           </w:p>
           <w:p>
@@ -838,7 +838,7 @@
               <w:t xml:space="preserve">р/с </w:t>
             </w:r>
             <w:r>
-              <w:t xml:space="preserve">40802810375011153652</w:t>
+              <w:t xml:space="preserve">40802810475011153652</w:t>
             </w:r>
             <w:r>
               <w:t xml:space="preserve"> в ПАО «Банк «Санкт-Петербург»</w:t>
@@ -855,7 +855,7 @@
               <w:t xml:space="preserve">Тел.: </w:t>
             </w:r>
             <w:r>
-              <w:t xml:space="preserve">+7 (495) 874-42-42</w:t>
+              <w:t xml:space="preserve">+7 (812) 440-50-99</w:t>
             </w:r>
           </w:p>
           <w:p>
@@ -863,7 +863,7 @@
               <w:t xml:space="preserve">E-mail: </w:t>
             </w:r>
             <w:r>
-              <w:t xml:space="preserve">kuznecova@romashka.ru</w:t>
+              <w:t xml:space="preserve">kuznecova@list.ru</w:t>
             </w:r>
           </w:p>
           <w:p/>
@@ -901,7 +901,7 @@
               <w:t xml:space="preserve">Адрес регистрации: </w:t>
             </w:r>
             <w:r>
-              <w:t xml:space="preserve">ул. Садовая, д. 82, рп. Обухово, Ленинградская обл.</w:t>
+              <w:t xml:space="preserve">190000, г. Санкт-Петербург, пер. Победы, д. 6, кв. 120</w:t>
             </w:r>
           </w:p>
           <w:p>
@@ -909,13 +909,13 @@
               <w:t xml:space="preserve">ИНН </w:t>
             </w:r>
             <w:r>
-              <w:t xml:space="preserve">542490082080</w:t>
+              <w:t xml:space="preserve">542490082081</w:t>
             </w:r>
             <w:r>
               <w:t xml:space="preserve"> ОГРНИП </w:t>
             </w:r>
             <w:r>
-              <w:t xml:space="preserve">305549097967720</w:t>
+              <w:t xml:space="preserve">305549097967721</w:t>
             </w:r>
           </w:p>
           <w:p>
@@ -923,7 +923,7 @@
               <w:t xml:space="preserve">р/с </w:t>
             </w:r>
             <w:r>
-              <w:t xml:space="preserve">40802810101093852584</w:t>
+              <w:t xml:space="preserve">40802810201093852584</w:t>
             </w:r>
             <w:r>
               <w:t xml:space="preserve"> в АО «Райффайзенбанк»</w:t>
@@ -940,7 +940,7 @@
               <w:t xml:space="preserve">Тел.: </w:t>
             </w:r>
             <w:r>
-              <w:t xml:space="preserve">+7 (499) 216-34-58</w:t>
+              <w:t xml:space="preserve">+7 (812) 793-51-17</w:t>
             </w:r>
           </w:p>
           <w:p>
@@ -948,7 +948,7 @@
               <w:t xml:space="preserve">E-mail: </w:t>
             </w:r>
             <w:r>
-              <w:t xml:space="preserve">pavlov@yandex.ru</w:t>
+              <w:t xml:space="preserve">pavlov@sibtrans.ru</w:t>
             </w:r>
           </w:p>
           <w:p/>
@@ -1030,19 +1030,19 @@
         <w:t xml:space="preserve">Реквизиты для возврата: </w:t>
       </w:r>
       <w:r>
-        <w:t xml:space="preserve">630099, г. Новосибирск, ш. Ленинградская, д. 79, кв. 88</w:t>
+        <w:t xml:space="preserve">630099, г. Новосибирск, ул. Гагарина, д. 25, кв. 97</w:t>
       </w:r>
       <w:r>
         <w:t xml:space="preserve">, ИНН </w:t>
       </w:r>
       <w:r>
-        <w:t xml:space="preserve">3631787410</w:t>
+        <w:t xml:space="preserve">2529953632</w:t>
       </w:r>
       <w:r>
         <w:t xml:space="preserve">, контакт: </w:t>
       </w:r>
       <w:r>
-        <w:t xml:space="preserve">Смирнов Сергей Николаевич</w:t>
+        <w:t xml:space="preserve">Виноградов Юрий Владимирович</w:t>
       </w:r>
     </w:p>
   </w:footnote>

--- a/tests/corpus_v2/docs/cession_0006.docx
+++ b/tests/corpus_v2/docs/cession_0006.docx
@@ -479,250 +479,32 @@
         </w:tc>
       </w:tr>
     </w:tbl>
-    <w:p/>
-    <w:p>
-      <w:r>
-        <w:rPr>
-          <w:b/>
-        </w:rPr>
-        <w:t xml:space="preserve">3. МЕСТО И СРОКИ ИСПОЛНЕНИЯ</w:t>
-      </w:r>
-    </w:p>
-    <w:p>
-      <w:r>
-        <w:t xml:space="preserve">3.1. Место исполнения обязательств: </w:t>
-      </w:r>
-      <w:r>
-        <w:t xml:space="preserve">101000, г. Москва, проезд Ленинградская, д. 1, кв. 31</w:t>
-      </w:r>
-      <w:r>
-        <w:t xml:space="preserve">.</w:t>
-      </w:r>
-    </w:p>
-    <w:p>
-      <w:r>
-        <w:t xml:space="preserve">3.2. Уведомления направляются </w:t>
-      </w:r>
-      <w:r>
-        <w:t xml:space="preserve">Павлову Владимиру Егоровичу</w:t>
-      </w:r>
-      <w:r>
-        <w:t xml:space="preserve"> по телефону </w:t>
-      </w:r>
-      <w:r>
-        <w:t xml:space="preserve">+7 (383) 379-17-89</w:t>
-      </w:r>
-      <w:r>
-        <w:t xml:space="preserve">.</w:t>
-      </w:r>
-    </w:p>
-    <w:p>
-      <w:r>
-        <w:t xml:space="preserve">3.3. Срок исполнения обязательств — </w:t>
-      </w:r>
-      <w:r>
-        <w:t xml:space="preserve">в течение 30 дней с момента подписания акта</w:t>
-      </w:r>
-      <w:r>
-        <w:t xml:space="preserve">.</w:t>
-      </w:r>
-    </w:p>
-    <w:p/>
-    <w:p>
-      <w:r>
-        <w:rPr>
-          <w:b/>
-        </w:rPr>
-        <w:t xml:space="preserve">4. ПРОЧИЕ УСЛОВИЯ</w:t>
-      </w:r>
-    </w:p>
-    <w:p>
-      <w:r>
-        <w:t xml:space="preserve">4.1. </w:t>
-      </w:r>
-      <w:r>
-        <w:t xml:space="preserve">Стороны несут ответственность за неисполнение или ненадлежащее исполнение обязательств в соответствии с законодательством Российской Федерации.</w:t>
-      </w:r>
-    </w:p>
-    <w:p>
-      <w:r>
-        <w:t xml:space="preserve">4.2. </w:t>
-      </w:r>
-      <w:r>
-        <w:t xml:space="preserve">Размер неустойки за нарушение сроков оплаты: </w:t>
-      </w:r>
-      <w:r>
-        <w:t xml:space="preserve">0,01 % от стоимости неоплаченных работ</w:t>
-      </w:r>
-      <w:r>
-        <w:t xml:space="preserve">, но не более </w:t>
-      </w:r>
-      <w:r>
-        <w:t xml:space="preserve">5% от цены Договора</w:t>
-      </w:r>
-      <w:r>
-        <w:t xml:space="preserve">. Предельный размер ответственности: </w:t>
-      </w:r>
-      <w:r>
-        <w:t xml:space="preserve">1/150 ключевой ставки ЦБ РФ от цены Договора</w:t>
-      </w:r>
-      <w:r>
-        <w:t xml:space="preserve">.</w:t>
-      </w:r>
-    </w:p>
-    <w:p>
-      <w:r>
-        <w:t xml:space="preserve">4.3. </w:t>
-      </w:r>
-      <w:r>
-        <w:t xml:space="preserve">Стороны освобождаются от ответственности при наступлении обстоятельств непреодолимой силы, если они прямо повлияли на исполнение обязательств.</w:t>
-      </w:r>
-    </w:p>
-    <w:p>
-      <w:r>
-        <w:t xml:space="preserve">4.4. </w:t>
-      </w:r>
-      <w:r>
-        <w:t xml:space="preserve">Сторона, для которой создалась невозможность исполнения, обязана уведомить другую Сторону. Срок уведомления — </w:t>
-      </w:r>
-      <w:r>
-        <w:t xml:space="preserve">в течение 5 (Пяти) рабочих дней со дня предъявления требования</w:t>
-      </w:r>
-      <w:r>
-        <w:t xml:space="preserve">.</w:t>
-      </w:r>
-    </w:p>
-    <w:p>
-      <w:r>
-        <w:t xml:space="preserve">4.5. </w:t>
-      </w:r>
-      <w:r>
-        <w:t xml:space="preserve">Все споры и разногласия решаются путём переговоров. Претензионный порядок обязателен, срок ответа на претензию — </w:t>
-      </w:r>
-      <w:r>
-        <w:t xml:space="preserve">в течение 3 (Трёх) месяцев с даты подписания Сторонами акта сдачи-приемки оказанных услуг</w:t>
-      </w:r>
-      <w:r>
-        <w:t xml:space="preserve">.</w:t>
-      </w:r>
-    </w:p>
-    <w:p/>
-    <w:p/>
-    <w:p>
-      <w:r>
-        <w:rPr>
-          <w:b/>
-        </w:rPr>
-        <w:t xml:space="preserve">10. ДОПОЛНИТЕЛЬНЫЕ СВЕДЕНИЯ О СТОРОНАХ</w:t>
-      </w:r>
-    </w:p>
-    <w:p>
-      <w:r>
-        <w:t xml:space="preserve">подписано </w:t>
-      </w:r>
-      <w:r>
-        <w:t xml:space="preserve">павловым владимиром егоровичем</w:t>
-      </w:r>
-    </w:p>
-    <w:p>
-      <w:r>
-        <w:t xml:space="preserve">Претензии направляются </w:t>
-      </w:r>
-      <w:r>
-        <w:t xml:space="preserve">Павлову Владимиру Егоровичу</w:t>
-      </w:r>
-      <w:r>
-        <w:t xml:space="preserve">; ответ подписывается </w:t>
-      </w:r>
-      <w:r>
-        <w:t xml:space="preserve">Павловым Владимиром Егоровичем</w:t>
-      </w:r>
-      <w:r>
-        <w:t xml:space="preserve">; интересы </w:t>
-      </w:r>
-      <w:r>
-        <w:t xml:space="preserve">Павлова Владимира Егоровича</w:t>
-      </w:r>
-      <w:r>
-        <w:t xml:space="preserve"> представляет </w:t>
-      </w:r>
-      <w:r>
-        <w:t xml:space="preserve">Павлов Владимир Егорович</w:t>
-      </w:r>
-      <w:r>
-        <w:t xml:space="preserve">; копия вручается </w:t>
-      </w:r>
-      <w:r>
-        <w:t xml:space="preserve">Павлов В. Е.</w:t>
-      </w:r>
-      <w:r>
-        <w:t xml:space="preserve"> лично.</w:t>
-      </w:r>
-    </w:p>
-    <w:p/>
-    <w:p/>
-    <w:p>
-      <w:r>
-        <w:rPr>
-          <w:b/>
-        </w:rPr>
-        <w:t xml:space="preserve">9. КОНТРОЛЬНЫЕ ВЕЛИЧИНЫ</w:t>
-      </w:r>
-    </w:p>
-    <w:p>
-      <w:r>
-        <w:t xml:space="preserve">9.1. Контрольная запись: </w:t>
-      </w:r>
-      <w:r>
-        <w:rPr>
-          <w:b/>
-        </w:rPr>
-        <w:t xml:space="preserve">1/1</w:t>
-      </w:r>
-      <w:r>
-        <w:t xml:space="preserve">30 ключевой ставки ЦБ РФ годовых</w:t>
-      </w:r>
-      <w:r>
-        <w:t xml:space="preserve">.</w:t>
-      </w:r>
-    </w:p>
-    <w:p>
-      <w:r>
-        <w:t xml:space="preserve">9.2. Контрольная запись: </w:t>
-      </w:r>
-      <w:r>
-        <w:rPr>
-          <w:b/>
-        </w:rPr>
-        <w:t xml:space="preserve">не позднее 13.05.20</w:t>
-      </w:r>
-      <w:r>
-        <w:t xml:space="preserve">25</w:t>
-      </w:r>
-      <w:r>
-        <w:t xml:space="preserve">.</w:t>
-      </w:r>
-    </w:p>
-    <w:p>
-      <w:r>
-        <w:t xml:space="preserve">9.3. Контрольная запись: </w:t>
-      </w:r>
-      <w:r>
-        <w:rPr>
-          <w:b/>
-        </w:rPr>
-        <w:t xml:space="preserve">90</w:t>
-      </w:r>
-      <w:r>
-        <w:t xml:space="preserve">261/021-сс</w:t>
-      </w:r>
-      <w:r>
-        <w:t xml:space="preserve">.</w:t>
-      </w:r>
-    </w:p>
-    <w:p>
-      <w:r>
-        <w:t xml:space="preserve">9.4. Контрольная запись (таблица):</w:t>
+    <w:p>
+      <w:r>
+        <w:t xml:space="preserve">2.9. </w:t>
+      </w:r>
+      <w:r>
+        <w:t xml:space="preserve">Платёж по налогу перечисляется на код бюджетной классификации </w:t>
+      </w:r>
+      <w:r>
+        <w:t xml:space="preserve">182 101 010 110 110 001 10</w:t>
+      </w:r>
+      <w:r>
+        <w:t xml:space="preserve">, получатель — территориальный орган Федерального казначейства.</w:t>
+      </w:r>
+    </w:p>
+    <w:p>
+      <w:r>
+        <w:t xml:space="preserve">2.10. </w:t>
+      </w:r>
+      <w:r>
+        <w:t xml:space="preserve">Полномочия подтверждаются свидетельством о рождении, выдано </w:t>
+      </w:r>
+      <w:r>
+        <w:t xml:space="preserve">01.03.2023</w:t>
+      </w:r>
+      <w:r>
+        <w:t xml:space="preserve"> отделом ЗАГС.</w:t>
       </w:r>
     </w:p>
     <w:tbl>
@@ -748,7 +530,7 @@
           </w:tcPr>
           <w:p>
             <w:r>
-              <w:t xml:space="preserve">8 9</w:t>
+              <w:t xml:space="preserve">2</w:t>
             </w:r>
           </w:p>
         </w:tc>
@@ -758,22 +540,278 @@
           </w:tcPr>
           <w:p>
             <w:r>
-              <w:t xml:space="preserve">00 002,61 рубля</w:t>
+              <w:t xml:space="preserve">РУБ.</w:t>
             </w:r>
           </w:p>
         </w:tc>
       </w:tr>
     </w:tbl>
+    <w:p>
+      <w:r>
+        <w:t xml:space="preserve">2.11. </w:t>
+      </w:r>
+      <w:r>
+        <w:t xml:space="preserve">Поставке подлежит насос модели </w:t>
+      </w:r>
+      <w:r>
+        <w:t xml:space="preserve">ЭЦВ-6-10-80h</w:t>
+      </w:r>
+      <w:r>
+        <w:t xml:space="preserve"> и кабель марки </w:t>
+      </w:r>
+      <w:r>
+        <w:t xml:space="preserve">ВВГнг(А)-LSt</w:t>
+      </w:r>
+      <w:r>
+        <w:t xml:space="preserve">.</w:t>
+      </w:r>
+    </w:p>
     <w:p/>
     <w:p>
       <w:r>
         <w:rPr>
           <w:b/>
         </w:rPr>
-        <w:t xml:space="preserve">РЕКВИЗИТЫ И ПОДПИСИ СТОРОН</w:t>
-      </w:r>
-    </w:p>
-    <w:p/>
+        <w:t xml:space="preserve">3. МЕСТО И СРОКИ ИСПОЛНЕНИЯ</w:t>
+      </w:r>
+    </w:p>
+    <w:p>
+      <w:r>
+        <w:t xml:space="preserve">3.1. Место исполнения обязательств: </w:t>
+      </w:r>
+      <w:r>
+        <w:t xml:space="preserve">190000, г. Санкт-Петербург, пер. Тверская, д. 8, кв. 159</w:t>
+      </w:r>
+      <w:r>
+        <w:t xml:space="preserve">.</w:t>
+      </w:r>
+    </w:p>
+    <w:p>
+      <w:r>
+        <w:t xml:space="preserve">3.2. Уведомления направляются </w:t>
+      </w:r>
+      <w:r>
+        <w:t xml:space="preserve">Павлову Владимиру Егоровичу</w:t>
+      </w:r>
+      <w:r>
+        <w:t xml:space="preserve"> по телефону </w:t>
+      </w:r>
+      <w:r>
+        <w:t xml:space="preserve">+7 (846) 547-18-20</w:t>
+      </w:r>
+      <w:r>
+        <w:t xml:space="preserve">.</w:t>
+      </w:r>
+    </w:p>
+    <w:p>
+      <w:r>
+        <w:t xml:space="preserve">3.3. Срок исполнения обязательств — </w:t>
+      </w:r>
+      <w:r>
+        <w:t xml:space="preserve">в течение 45 дней с момента подписания акта</w:t>
+      </w:r>
+      <w:r>
+        <w:t xml:space="preserve">.</w:t>
+      </w:r>
+    </w:p>
+    <w:p/>
+    <w:p>
+      <w:r>
+        <w:rPr>
+          <w:b/>
+        </w:rPr>
+        <w:t xml:space="preserve">4. ПРОЧИЕ УСЛОВИЯ</w:t>
+      </w:r>
+    </w:p>
+    <w:p>
+      <w:r>
+        <w:t xml:space="preserve">4.1. </w:t>
+      </w:r>
+      <w:r>
+        <w:t xml:space="preserve">Стороны несут ответственность за неисполнение или ненадлежащее исполнение обязательств в соответствии с законодательством Российской Федерации.</w:t>
+      </w:r>
+    </w:p>
+    <w:p>
+      <w:r>
+        <w:t xml:space="preserve">4.2. </w:t>
+      </w:r>
+      <w:r>
+        <w:t xml:space="preserve">Размер неустойки за нарушение сроков оплаты: </w:t>
+      </w:r>
+      <w:r>
+        <w:t xml:space="preserve">0,01 % от стоимости неоплаченных работ</w:t>
+      </w:r>
+      <w:r>
+        <w:t xml:space="preserve">, но не более </w:t>
+      </w:r>
+      <w:r>
+        <w:t xml:space="preserve">5% от цены Договора</w:t>
+      </w:r>
+      <w:r>
+        <w:t xml:space="preserve">. Предельный размер ответственности: </w:t>
+      </w:r>
+      <w:r>
+        <w:t xml:space="preserve">1/150 ключевой ставки ЦБ РФ от цены Договора</w:t>
+      </w:r>
+      <w:r>
+        <w:t xml:space="preserve">.</w:t>
+      </w:r>
+    </w:p>
+    <w:p>
+      <w:r>
+        <w:t xml:space="preserve">4.3. </w:t>
+      </w:r>
+      <w:r>
+        <w:t xml:space="preserve">Стороны освобождаются от ответственности при наступлении обстоятельств непреодолимой силы, если они прямо повлияли на исполнение обязательств.</w:t>
+      </w:r>
+    </w:p>
+    <w:p>
+      <w:r>
+        <w:t xml:space="preserve">4.4. </w:t>
+      </w:r>
+      <w:r>
+        <w:t xml:space="preserve">Сторона, для которой создалась невозможность исполнения, обязана уведомить другую Сторону. Срок уведомления — </w:t>
+      </w:r>
+      <w:r>
+        <w:t xml:space="preserve">в течение 14 (Четырнадцати) рабочих дней со дня предъявления требования</w:t>
+      </w:r>
+      <w:r>
+        <w:t xml:space="preserve">.</w:t>
+      </w:r>
+    </w:p>
+    <w:p>
+      <w:r>
+        <w:t xml:space="preserve">4.5. </w:t>
+      </w:r>
+      <w:r>
+        <w:t xml:space="preserve">Все споры и разногласия решаются путём переговоров. Претензионный порядок обязателен, срок ответа на претензию — </w:t>
+      </w:r>
+      <w:r>
+        <w:t xml:space="preserve">в течение 12 (Двенадцати) месяцев с даты подписания Сторонами акта сдачи-приемки оказанных услуг</w:t>
+      </w:r>
+      <w:r>
+        <w:t xml:space="preserve">.</w:t>
+      </w:r>
+    </w:p>
+    <w:p/>
+    <w:p/>
+    <w:p>
+      <w:r>
+        <w:rPr>
+          <w:b/>
+        </w:rPr>
+        <w:t xml:space="preserve">10. ДОПОЛНИТЕЛЬНЫЕ СВЕДЕНИЯ О СТОРОНАХ</w:t>
+      </w:r>
+    </w:p>
+    <w:p>
+      <w:r>
+        <w:t xml:space="preserve">подписано </w:t>
+      </w:r>
+      <w:r>
+        <w:t xml:space="preserve">павловым владимиром егоровичем</w:t>
+      </w:r>
+    </w:p>
+    <w:p>
+      <w:r>
+        <w:t xml:space="preserve">Претензии направляются </w:t>
+      </w:r>
+      <w:r>
+        <w:t xml:space="preserve">Павлову Владимиру Егоровичу</w:t>
+      </w:r>
+      <w:r>
+        <w:t xml:space="preserve">; ответ подписывается </w:t>
+      </w:r>
+      <w:r>
+        <w:t xml:space="preserve">Павловым Владимиром Егоровичем</w:t>
+      </w:r>
+      <w:r>
+        <w:t xml:space="preserve">; интересы </w:t>
+      </w:r>
+      <w:r>
+        <w:t xml:space="preserve">Павлова Владимира Егоровича</w:t>
+      </w:r>
+      <w:r>
+        <w:t xml:space="preserve"> представляет </w:t>
+      </w:r>
+      <w:r>
+        <w:t xml:space="preserve">Павлов Владимир Егорович</w:t>
+      </w:r>
+      <w:r>
+        <w:t xml:space="preserve">; копия вручается </w:t>
+      </w:r>
+      <w:r>
+        <w:t xml:space="preserve">Павлов В. Е.</w:t>
+      </w:r>
+      <w:r>
+        <w:t xml:space="preserve"> лично.</w:t>
+      </w:r>
+    </w:p>
+    <w:p/>
+    <w:p/>
+    <w:p>
+      <w:r>
+        <w:rPr>
+          <w:b/>
+        </w:rPr>
+        <w:t xml:space="preserve">9. КОНТРОЛЬНЫЕ ВЕЛИЧИНЫ</w:t>
+      </w:r>
+    </w:p>
+    <w:p>
+      <w:r>
+        <w:t xml:space="preserve">9.1. Контрольная запись: </w:t>
+      </w:r>
+      <w:r>
+        <w:rPr>
+          <w:b/>
+        </w:rPr>
+        <w:t xml:space="preserve">1/1</w:t>
+      </w:r>
+      <w:r>
+        <w:t xml:space="preserve">30 ключевой ставки ЦБ РФ годовых</w:t>
+      </w:r>
+      <w:r>
+        <w:t xml:space="preserve">.</w:t>
+      </w:r>
+    </w:p>
+    <w:p>
+      <w:r>
+        <w:t xml:space="preserve">9.2. Контрольная запись: </w:t>
+      </w:r>
+      <w:r>
+        <w:rPr>
+          <w:b/>
+        </w:rPr>
+        <w:t xml:space="preserve">не позднее 20.01.20</w:t>
+      </w:r>
+      <w:r>
+        <w:t xml:space="preserve">25</w:t>
+      </w:r>
+      <w:r>
+        <w:t xml:space="preserve">.</w:t>
+      </w:r>
+    </w:p>
+    <w:p>
+      <w:r>
+        <w:t xml:space="preserve">9.3. Контрольная запись: </w:t>
+      </w:r>
+      <w:r>
+        <w:rPr>
+          <w:b/>
+        </w:rPr>
+        <w:t xml:space="preserve">81</w:t>
+      </w:r>
+      <w:r>
+        <w:t xml:space="preserve">567/881-сс</w:t>
+      </w:r>
+      <w:r>
+        <w:t xml:space="preserve">.</w:t>
+      </w:r>
+    </w:p>
+    <w:p>
+      <w:r>
+        <w:t xml:space="preserve">9.4. Контрольная запись (таблица):</w:t>
+      </w:r>
+    </w:p>
     <w:tbl>
       <w:tblPr>
         <w:tblW w:w="9360" w:type="dxa"/>
@@ -797,82 +835,7 @@
           </w:tcPr>
           <w:p>
             <w:r>
-              <w:rPr>
-                <w:b/>
-              </w:rPr>
-              <w:t xml:space="preserve">Цедент:</w:t>
-            </w:r>
-          </w:p>
-          <w:p>
-            <w:r>
-              <w:t xml:space="preserve">Индивидуальный предприниматель </w:t>
-            </w:r>
-            <w:r>
-              <w:t xml:space="preserve">Кузнецова Юлия Владимировна</w:t>
-            </w:r>
-          </w:p>
-          <w:p>
-            <w:r>
-              <w:t xml:space="preserve">Адрес регистрации: </w:t>
-            </w:r>
-            <w:r>
-              <w:t xml:space="preserve">630099, г. Новосибирск, проезд Пушкина, д. 60, кв. 168</w:t>
-            </w:r>
-          </w:p>
-          <w:p>
-            <w:r>
-              <w:t xml:space="preserve">ИНН </w:t>
-            </w:r>
-            <w:r>
-              <w:t xml:space="preserve">118277362823</w:t>
-            </w:r>
-            <w:r>
-              <w:t xml:space="preserve"> ОГРНИП </w:t>
-            </w:r>
-            <w:r>
-              <w:t xml:space="preserve">370836028662929</w:t>
-            </w:r>
-          </w:p>
-          <w:p>
-            <w:r>
-              <w:t xml:space="preserve">р/с </w:t>
-            </w:r>
-            <w:r>
-              <w:t xml:space="preserve">40802810475011153652</w:t>
-            </w:r>
-            <w:r>
-              <w:t xml:space="preserve"> в ПАО «Банк «Санкт-Петербург»</w:t>
-            </w:r>
-            <w:r>
-              <w:t xml:space="preserve">, БИК </w:t>
-            </w:r>
-            <w:r>
-              <w:t xml:space="preserve">044030790</w:t>
-            </w:r>
-          </w:p>
-          <w:p>
-            <w:r>
-              <w:t xml:space="preserve">Тел.: </w:t>
-            </w:r>
-            <w:r>
-              <w:t xml:space="preserve">+7 (812) 440-50-99</w:t>
-            </w:r>
-          </w:p>
-          <w:p>
-            <w:r>
-              <w:t xml:space="preserve">E-mail: </w:t>
-            </w:r>
-            <w:r>
-              <w:t xml:space="preserve">kuznecova@list.ru</w:t>
-            </w:r>
-          </w:p>
-          <w:p/>
-          <w:p>
-            <w:r>
-              <w:t xml:space="preserve">ИП ______________ </w:t>
-            </w:r>
-            <w:r>
-              <w:t xml:space="preserve">Кузнецова Ю. В.</w:t>
+              <w:t xml:space="preserve">3</w:t>
             </w:r>
           </w:p>
         </w:tc>
@@ -882,6 +845,130 @@
           </w:tcPr>
           <w:p>
             <w:r>
+              <w:t xml:space="preserve">30 002,59 рубля</w:t>
+            </w:r>
+          </w:p>
+        </w:tc>
+      </w:tr>
+    </w:tbl>
+    <w:p/>
+    <w:p>
+      <w:r>
+        <w:rPr>
+          <w:b/>
+        </w:rPr>
+        <w:t xml:space="preserve">РЕКВИЗИТЫ И ПОДПИСИ СТОРОН</w:t>
+      </w:r>
+    </w:p>
+    <w:p/>
+    <w:tbl>
+      <w:tblPr>
+        <w:tblW w:w="9360" w:type="dxa"/>
+        <w:tblBorders>
+          <w:top w:val="single" w:sz="4" w:color="auto"/>
+          <w:left w:val="single" w:sz="4" w:color="auto"/>
+          <w:bottom w:val="single" w:sz="4" w:color="auto"/>
+          <w:right w:val="single" w:sz="4" w:color="auto"/>
+          <w:insideH w:val="single" w:sz="4" w:color="auto"/>
+          <w:insideV w:val="single" w:sz="4" w:color="auto"/>
+        </w:tblBorders>
+      </w:tblPr>
+      <w:tblGrid>
+        <w:gridCol w:w="4680"/>
+        <w:gridCol w:w="4680"/>
+      </w:tblGrid>
+      <w:tr>
+        <w:tc>
+          <w:tcPr>
+            <w:tcW w:w="4680" w:type="dxa"/>
+          </w:tcPr>
+          <w:p>
+            <w:r>
+              <w:rPr>
+                <w:b/>
+              </w:rPr>
+              <w:t xml:space="preserve">Цедент:</w:t>
+            </w:r>
+          </w:p>
+          <w:p>
+            <w:r>
+              <w:t xml:space="preserve">Индивидуальный предприниматель </w:t>
+            </w:r>
+            <w:r>
+              <w:t xml:space="preserve">Кузнецова Юлия Владимировна</w:t>
+            </w:r>
+          </w:p>
+          <w:p>
+            <w:r>
+              <w:t xml:space="preserve">Адрес регистрации: </w:t>
+            </w:r>
+            <w:r>
+              <w:t xml:space="preserve">141300, г. Сергиев Посад, пер. Октябрьская, д. 41, кв. 179</w:t>
+            </w:r>
+          </w:p>
+          <w:p>
+            <w:r>
+              <w:t xml:space="preserve">ИНН </w:t>
+            </w:r>
+            <w:r>
+              <w:t xml:space="preserve">118277362823</w:t>
+            </w:r>
+            <w:r>
+              <w:t xml:space="preserve"> ОГРНИП </w:t>
+            </w:r>
+            <w:r>
+              <w:t xml:space="preserve">370836028662929</w:t>
+            </w:r>
+          </w:p>
+          <w:p>
+            <w:r>
+              <w:t xml:space="preserve">р/с </w:t>
+            </w:r>
+            <w:r>
+              <w:t xml:space="preserve">40802810475011153652</w:t>
+            </w:r>
+            <w:r>
+              <w:t xml:space="preserve"> в ПАО «Банк «Санкт-Петербург»</w:t>
+            </w:r>
+            <w:r>
+              <w:t xml:space="preserve">, БИК </w:t>
+            </w:r>
+            <w:r>
+              <w:t xml:space="preserve">044030790</w:t>
+            </w:r>
+          </w:p>
+          <w:p>
+            <w:r>
+              <w:t xml:space="preserve">Тел.: </w:t>
+            </w:r>
+            <w:r>
+              <w:t xml:space="preserve">+7 (812) 213-42-42</w:t>
+            </w:r>
+          </w:p>
+          <w:p>
+            <w:r>
+              <w:t xml:space="preserve">E-mail: </w:t>
+            </w:r>
+            <w:r>
+              <w:t xml:space="preserve">kuznecova@romashka.ru</w:t>
+            </w:r>
+          </w:p>
+          <w:p/>
+          <w:p>
+            <w:r>
+              <w:t xml:space="preserve">ИП ______________ </w:t>
+            </w:r>
+            <w:r>
+              <w:t xml:space="preserve">Кузнецова Ю. В.</w:t>
+            </w:r>
+          </w:p>
+        </w:tc>
+        <w:tc>
+          <w:tcPr>
+            <w:tcW w:w="4680" w:type="dxa"/>
+          </w:tcPr>
+          <w:p>
+            <w:r>
               <w:rPr>
                 <w:b/>
               </w:rPr>
@@ -901,7 +988,7 @@
               <w:t xml:space="preserve">Адрес регистрации: </w:t>
             </w:r>
             <w:r>
-              <w:t xml:space="preserve">190000, г. Санкт-Петербург, пер. Победы, д. 6, кв. 120</w:t>
+              <w:t xml:space="preserve">344002, г. Ростов-на-Дону, наб. Садовая, д. 42, кв. 16</w:t>
             </w:r>
           </w:p>
           <w:p>
@@ -940,7 +1027,7 @@
               <w:t xml:space="preserve">Тел.: </w:t>
             </w:r>
             <w:r>
-              <w:t xml:space="preserve">+7 (812) 793-51-17</w:t>
+              <w:t xml:space="preserve">+7 (846) 576-56-32</w:t>
             </w:r>
           </w:p>
           <w:p>
@@ -948,7 +1035,7 @@
               <w:t xml:space="preserve">E-mail: </w:t>
             </w:r>
             <w:r>
-              <w:t xml:space="preserve">pavlov@sibtrans.ru</w:t>
+              <w:t xml:space="preserve">pavlov@mail.ru</w:t>
             </w:r>
           </w:p>
           <w:p/>
@@ -1030,19 +1117,19 @@
         <w:t xml:space="preserve">Реквизиты для возврата: </w:t>
       </w:r>
       <w:r>
-        <w:t xml:space="preserve">630099, г. Новосибирск, ул. Гагарина, д. 25, кв. 97</w:t>
+        <w:t xml:space="preserve">420111, г. Казань, просп. Промышленная, д. 45, кв. 33</w:t>
       </w:r>
       <w:r>
         <w:t xml:space="preserve">, ИНН </w:t>
       </w:r>
       <w:r>
-        <w:t xml:space="preserve">2529953632</w:t>
+        <w:t xml:space="preserve">9953631785</w:t>
       </w:r>
       <w:r>
         <w:t xml:space="preserve">, контакт: </w:t>
       </w:r>
       <w:r>
-        <w:t xml:space="preserve">Виноградов Юрий Владимирович</w:t>
+        <w:t xml:space="preserve">Морозова Мария Егоровна</w:t>
       </w:r>
     </w:p>
   </w:footnote>

--- a/tests/corpus_v2/docs/cession_0006.docx
+++ b/tests/corpus_v2/docs/cession_0006.docx
@@ -142,6 +142,101 @@
         <w:t xml:space="preserve">Цедент отвечает за недействительность переданного требования, но не отвечает за неисполнение обязательства должником.</w:t>
       </w:r>
     </w:p>
+    <w:p>
+      <w:r>
+        <w:t xml:space="preserve">1.5. </w:t>
+      </w:r>
+      <w:r>
+        <w:t xml:space="preserve">Партия сопровождается накладной формы ТОРГ-12 № </w:t>
+      </w:r>
+      <w:r>
+        <w:t xml:space="preserve">047548327</w:t>
+      </w:r>
+      <w:r>
+        <w:t xml:space="preserve">. Каталожный номер изделия — </w:t>
+      </w:r>
+      <w:r>
+        <w:t xml:space="preserve">047430485</w:t>
+      </w:r>
+      <w:r>
+        <w:t xml:space="preserve">. Изделию присвоен заводской номер </w:t>
+      </w:r>
+      <w:r>
+        <w:t xml:space="preserve">042623784</w:t>
+      </w:r>
+      <w:r>
+        <w:t xml:space="preserve">.</w:t>
+      </w:r>
+    </w:p>
+    <w:p>
+      <w:r>
+        <w:t xml:space="preserve">1.6. </w:t>
+      </w:r>
+      <w:r>
+        <w:t xml:space="preserve">Расходы отражаются по коду цели </w:t>
+      </w:r>
+      <w:r>
+        <w:t xml:space="preserve">048574045</w:t>
+      </w:r>
+      <w:r>
+        <w:t xml:space="preserve">, предусмотренному приказом Минфина России № 157н. </w:t>
+      </w:r>
+      <w:r>
+        <w:t xml:space="preserve">БИК банка Стороны в настоящем разделе не приводится; номер заявки на открытие счёта — </w:t>
+      </w:r>
+      <w:r>
+        <w:t xml:space="preserve">042062291</w:t>
+      </w:r>
+      <w:r>
+        <w:t xml:space="preserve">.</w:t>
+      </w:r>
+    </w:p>
+    <w:p>
+      <w:r>
+        <w:t xml:space="preserve">1.7. </w:t>
+      </w:r>
+      <w:r>
+        <w:t xml:space="preserve">Учёт потребления ведётся по лицевому счёту </w:t>
+      </w:r>
+      <w:r>
+        <w:t xml:space="preserve">82201117750</w:t>
+      </w:r>
+      <w:r>
+        <w:t xml:space="preserve">. Приложение к настоящему разделу зарегистрировано за номером </w:t>
+      </w:r>
+      <w:r>
+        <w:t xml:space="preserve">84141574294</w:t>
+      </w:r>
+      <w:r>
+        <w:t xml:space="preserve">. Прибор учёта имеет заводской номер </w:t>
+      </w:r>
+      <w:r>
+        <w:t xml:space="preserve">85473027667</w:t>
+      </w:r>
+      <w:r>
+        <w:t xml:space="preserve">.</w:t>
+      </w:r>
+    </w:p>
+    <w:p>
+      <w:r>
+        <w:t xml:space="preserve">1.8. </w:t>
+      </w:r>
+      <w:r>
+        <w:t xml:space="preserve">Партия внесена в реестр под номером </w:t>
+      </w:r>
+      <w:r>
+        <w:t xml:space="preserve">86717528030</w:t>
+      </w:r>
+      <w:r>
+        <w:t xml:space="preserve">, как предусмотрено пунктом 2 статьи 434 Гражданского кодекса Российской Федерации. Уведомление о регистрации имеет исходящий № </w:t>
+      </w:r>
+      <w:r>
+        <w:t xml:space="preserve">85681439356</w:t>
+      </w:r>
+      <w:r>
+        <w:t xml:space="preserve">.</w:t>
+      </w:r>
+    </w:p>
     <w:p/>
     <w:p>
       <w:r>
@@ -156,7 +251,7 @@
         <w:t xml:space="preserve">2.1. Общая цена Договора: </w:t>
       </w:r>
       <w:r>
-        <w:t xml:space="preserve">6 670 000 (шесть миллионов шестьсот семьдесят тысяч) рублей 50 копеек</w:t>
+        <w:t xml:space="preserve">361 000 (триста шестьдесят одна тысяча) рублей 00 копеек</w:t>
       </w:r>
       <w:r>
         <w:t xml:space="preserve">, в т.ч. НДС </w:t>
@@ -184,7 +279,7 @@
         <w:t xml:space="preserve">2.3. Срок оплаты — </w:t>
       </w:r>
       <w:r>
-        <w:t xml:space="preserve">в течение сорока пяти банковских дней с момента выставления счета</w:t>
+        <w:t xml:space="preserve">в течение десяти банковских дней с момента выставления счета</w:t>
       </w:r>
       <w:r>
         <w:t xml:space="preserve">.</w:t>
@@ -215,7 +310,7 @@
         <w:t xml:space="preserve">, артикул </w:t>
       </w:r>
       <w:r>
-        <w:t xml:space="preserve">RM-3562-56</w:t>
+        <w:t xml:space="preserve">RM-2967-73</w:t>
       </w:r>
       <w:r>
         <w:t xml:space="preserve">, код </w:t>
@@ -275,49 +370,49 @@
         <w:t xml:space="preserve">. Товар отгружается с сопроводительным документом паспорт качества № </w:t>
       </w:r>
       <w:r>
-        <w:t xml:space="preserve">66 10 975063</w:t>
+        <w:t xml:space="preserve">70 15 301928</w:t>
       </w:r>
       <w:r>
         <w:t xml:space="preserve">. К партии приложен паспорт изделия № </w:t>
       </w:r>
       <w:r>
-        <w:t xml:space="preserve">23 04 659158</w:t>
+        <w:t xml:space="preserve">10 25 171217</w:t>
       </w:r>
       <w:r>
         <w:t xml:space="preserve">. Оборудование поставляется с паспортом транспортного средства № </w:t>
       </w:r>
       <w:r>
-        <w:t xml:space="preserve">49 23 997900</w:t>
+        <w:t xml:space="preserve">15 06 335938</w:t>
       </w:r>
       <w:r>
         <w:t xml:space="preserve">. Приёмка производится согласно техническому паспорту </w:t>
       </w:r>
       <w:r>
-        <w:t xml:space="preserve">98 17 037143</w:t>
+        <w:t xml:space="preserve">41 04 482008</w:t>
       </w:r>
       <w:r>
         <w:t xml:space="preserve">. СНИЛС не указан, номер заказа </w:t>
       </w:r>
       <w:r>
-        <w:t xml:space="preserve">027-988-055 31</w:t>
+        <w:t xml:space="preserve">057-629-661 59</w:t>
       </w:r>
       <w:r>
         <w:t xml:space="preserve">. Дата рождения не проставлена, документ выдан </w:t>
       </w:r>
       <w:r>
-        <w:t xml:space="preserve">21.10.2019</w:t>
+        <w:t xml:space="preserve">14.07.2015</w:t>
       </w:r>
       <w:r>
         <w:t xml:space="preserve">. Код подразделения, см. артикул </w:t>
       </w:r>
       <w:r>
-        <w:t xml:space="preserve">259-920</w:t>
+        <w:t xml:space="preserve">320-429</w:t>
       </w:r>
       <w:r>
         <w:t xml:space="preserve">. Цена — </w:t>
       </w:r>
       <w:r>
-        <w:t xml:space="preserve">857 002 (Восемьсот пятьдесят семь тысяч два) рубля 0 коп.</w:t>
+        <w:t xml:space="preserve">380 002 (Триста восемьдесят тысяч два) рубля 0 коп.</w:t>
       </w:r>
       <w:r>
         <w:t xml:space="preserve">, НДС не облагается</w:t>
@@ -334,25 +429,25 @@
         <w:t xml:space="preserve">Товар маркирован штрихкодом </w:t>
       </w:r>
       <w:r>
-        <w:t xml:space="preserve">4608654597798</w:t>
+        <w:t xml:space="preserve">4601796713715</w:t>
       </w:r>
       <w:r>
         <w:t xml:space="preserve">. Код контрагента по ОКПО — </w:t>
       </w:r>
       <w:r>
-        <w:t xml:space="preserve">6610315536</w:t>
+        <w:t xml:space="preserve">2152059503</w:t>
       </w:r>
       <w:r>
         <w:t xml:space="preserve">. Оборудование учтено под инвентарным номером </w:t>
       </w:r>
       <w:r>
-        <w:t xml:space="preserve">045545538</w:t>
+        <w:t xml:space="preserve">045386645</w:t>
       </w:r>
       <w:r>
         <w:t xml:space="preserve">, складской позиции присвоен номер </w:t>
       </w:r>
       <w:r>
-        <w:t xml:space="preserve">141579014</w:t>
+        <w:t xml:space="preserve">328879971</w:t>
       </w:r>
       <w:r>
         <w:t xml:space="preserve">.</w:t>
@@ -366,19 +461,19 @@
         <w:t xml:space="preserve">Оплата по счёту-фактуре на КБК </w:t>
       </w:r>
       <w:r>
-        <w:t xml:space="preserve">18210101011011000115</w:t>
+        <w:t xml:space="preserve">18210101011011000178</w:t>
       </w:r>
       <w:r>
         <w:t xml:space="preserve">. ИНН не присвоен, регистрационный № </w:t>
       </w:r>
       <w:r>
-        <w:t xml:space="preserve">8008076825</w:t>
+        <w:t xml:space="preserve">5785251200</w:t>
       </w:r>
       <w:r>
         <w:t xml:space="preserve">. ИНН не присвоен, платёжный документ № </w:t>
       </w:r>
       <w:r>
-        <w:t xml:space="preserve">739443303770</w:t>
+        <w:t xml:space="preserve">101897801476</w:t>
       </w:r>
       <w:r>
         <w:t xml:space="preserve">. Заказчик действует в лице </w:t>
@@ -398,13 +493,13 @@
         <w:t xml:space="preserve">Массовая доля влаги в товаре — </w:t>
       </w:r>
       <w:r>
-        <w:t xml:space="preserve">не более 11 %</w:t>
+        <w:t xml:space="preserve">не более 13 %</w:t>
       </w:r>
       <w:r>
         <w:t xml:space="preserve">. Товар подлежит хранению </w:t>
       </w:r>
       <w:r>
-        <w:t xml:space="preserve">в течение 24 часов</w:t>
+        <w:t xml:space="preserve">в течение 48 часов</w:t>
       </w:r>
       <w:r>
         <w:t xml:space="preserve"> при температуре не выше +4 °C. Срок исковой давности по требованиям, вытекающим из Договора, составляет </w:t>
@@ -473,7 +568,7 @@
           </w:tcPr>
           <w:p>
             <w:r>
-              <w:t xml:space="preserve">0425958245</w:t>
+              <w:t xml:space="preserve">0084682661</w:t>
             </w:r>
           </w:p>
         </w:tc>
@@ -501,7 +596,7 @@
         <w:t xml:space="preserve">Полномочия подтверждаются свидетельством о рождении, выдано </w:t>
       </w:r>
       <w:r>
-        <w:t xml:space="preserve">01.03.2023</w:t>
+        <w:t xml:space="preserve">11.07.2024</w:t>
       </w:r>
       <w:r>
         <w:t xml:space="preserve"> отделом ЗАГС.</w:t>
@@ -530,7 +625,7 @@
           </w:tcPr>
           <w:p>
             <w:r>
-              <w:t xml:space="preserve">2</w:t>
+              <w:t xml:space="preserve">7</w:t>
             </w:r>
           </w:p>
         </w:tc>
@@ -580,7 +675,7 @@
         <w:t xml:space="preserve">3.1. Место исполнения обязательств: </w:t>
       </w:r>
       <w:r>
-        <w:t xml:space="preserve">190000, г. Санкт-Петербург, пер. Тверская, д. 8, кв. 159</w:t>
+        <w:t xml:space="preserve">170100, г. Тверь, бул. Лесная, д. 65, кв. 183</w:t>
       </w:r>
       <w:r>
         <w:t xml:space="preserve">.</w:t>
@@ -597,7 +692,7 @@
         <w:t xml:space="preserve"> по телефону </w:t>
       </w:r>
       <w:r>
-        <w:t xml:space="preserve">+7 (846) 547-18-20</w:t>
+        <w:t xml:space="preserve">+7 (495) 909-80-27</w:t>
       </w:r>
       <w:r>
         <w:t xml:space="preserve">.</w:t>
@@ -609,6 +704,110 @@
       </w:r>
       <w:r>
         <w:t xml:space="preserve">в течение 45 дней с момента подписания акта</w:t>
+      </w:r>
+      <w:r>
+        <w:t xml:space="preserve">.</w:t>
+      </w:r>
+    </w:p>
+    <w:p>
+      <w:r>
+        <w:t xml:space="preserve">3.4. </w:t>
+      </w:r>
+      <w:r>
+        <w:t xml:space="preserve">Работы выполняются за счёт средств бюджета по коду бюджетной классификации </w:t>
+      </w:r>
+      <w:r>
+        <w:t xml:space="preserve">18206248124595331395</w:t>
+      </w:r>
+      <w:r>
+        <w:t xml:space="preserve">. Счётчик имеет заводской номер </w:t>
+      </w:r>
+      <w:r>
+        <w:t xml:space="preserve">39775004996478526810</w:t>
+      </w:r>
+      <w:r>
+        <w:t xml:space="preserve">.</w:t>
+      </w:r>
+    </w:p>
+    <w:p>
+      <w:r>
+        <w:t xml:space="preserve">3.5. </w:t>
+      </w:r>
+      <w:r>
+        <w:t xml:space="preserve">Счёт на оплату выставляется с уникальным идентификатором начисления </w:t>
+      </w:r>
+      <w:r>
+        <w:t xml:space="preserve">18209111661666120067</w:t>
+      </w:r>
+      <w:r>
+        <w:t xml:space="preserve">. Счёт-проформа к настоящему Договору имеет номер </w:t>
+      </w:r>
+      <w:r>
+        <w:t xml:space="preserve">77174726682777626904</w:t>
+      </w:r>
+      <w:r>
+        <w:t xml:space="preserve">. Очерёдность списания со счёта определяется статьёй 855 Гражданского кодекса Российской Федерации, код вида дохода — </w:t>
+      </w:r>
+      <w:r>
+        <w:t xml:space="preserve">18210866445745651829</w:t>
+      </w:r>
+      <w:r>
+        <w:t xml:space="preserve">.</w:t>
+      </w:r>
+    </w:p>
+    <w:p>
+      <w:r>
+        <w:t xml:space="preserve">3.6. </w:t>
+      </w:r>
+      <w:r>
+        <w:t xml:space="preserve">ИНН у иностранного контрагента отсутствует, номер в торговом реестре — </w:t>
+      </w:r>
+      <w:r>
+        <w:t xml:space="preserve">3313203400</w:t>
+      </w:r>
+      <w:r>
+        <w:t xml:space="preserve">. ИНН см. в приложении; спецификация № </w:t>
+      </w:r>
+      <w:r>
+        <w:t xml:space="preserve">7330075082</w:t>
+      </w:r>
+      <w:r>
+        <w:t xml:space="preserve">. ИНН присваивается в порядке статьи 84 Налогового кодекса Российской Федерации; номер решения о постановке на учёт — </w:t>
+      </w:r>
+      <w:r>
+        <w:t xml:space="preserve">3794612360</w:t>
+      </w:r>
+      <w:r>
+        <w:t xml:space="preserve">.</w:t>
+      </w:r>
+    </w:p>
+    <w:p>
+      <w:r>
+        <w:t xml:space="preserve">3.7. </w:t>
+      </w:r>
+      <w:r>
+        <w:t xml:space="preserve">Партии присвоен номер прослеживаемости </w:t>
+      </w:r>
+      <w:r>
+        <w:t xml:space="preserve">4800211485</w:t>
+      </w:r>
+      <w:r>
+        <w:t xml:space="preserve">. Содержание примеси не превышает </w:t>
+      </w:r>
+      <w:r>
+        <w:t xml:space="preserve">1,2 %</w:t>
+      </w:r>
+      <w:r>
+        <w:t xml:space="preserve">. Прибор имеет погрешность не более </w:t>
+      </w:r>
+      <w:r>
+        <w:t xml:space="preserve">0,1 %</w:t>
+      </w:r>
+      <w:r>
+        <w:t xml:space="preserve">. Заводской номер поставляемого станка — </w:t>
+      </w:r>
+      <w:r>
+        <w:t xml:space="preserve">6166070943</w:t>
       </w:r>
       <w:r>
         <w:t xml:space="preserve">.</w:t>
@@ -645,7 +844,7 @@
         <w:t xml:space="preserve">, но не более </w:t>
       </w:r>
       <w:r>
-        <w:t xml:space="preserve">5% от цены Договора</w:t>
+        <w:t xml:space="preserve">15% от цены Договора</w:t>
       </w:r>
       <w:r>
         <w:t xml:space="preserve">. Предельный размер ответственности: </w:t>
@@ -673,7 +872,7 @@
         <w:t xml:space="preserve">Сторона, для которой создалась невозможность исполнения, обязана уведомить другую Сторону. Срок уведомления — </w:t>
       </w:r>
       <w:r>
-        <w:t xml:space="preserve">в течение 14 (Четырнадцати) рабочих дней со дня предъявления требования</w:t>
+        <w:t xml:space="preserve">в течение 5 (Пяти) рабочих дней со дня предъявления требования</w:t>
       </w:r>
       <w:r>
         <w:t xml:space="preserve">.</w:t>
@@ -687,7 +886,125 @@
         <w:t xml:space="preserve">Все споры и разногласия решаются путём переговоров. Претензионный порядок обязателен, срок ответа на претензию — </w:t>
       </w:r>
       <w:r>
-        <w:t xml:space="preserve">в течение 12 (Двенадцати) месяцев с даты подписания Сторонами акта сдачи-приемки оказанных услуг</w:t>
+        <w:t xml:space="preserve">в течение 6 (Шести) месяцев с даты подписания Сторонами акта сдачи-приемки оказанных услуг</w:t>
+      </w:r>
+      <w:r>
+        <w:t xml:space="preserve">.</w:t>
+      </w:r>
+    </w:p>
+    <w:p>
+      <w:r>
+        <w:t xml:space="preserve">4.6. </w:t>
+      </w:r>
+      <w:r>
+        <w:t xml:space="preserve">ИНН физического лица отсутствует, лицевой счёт абонента </w:t>
+      </w:r>
+      <w:r>
+        <w:t xml:space="preserve">231380418256</w:t>
+      </w:r>
+      <w:r>
+        <w:t xml:space="preserve">. ИНН см. приложение; номенклатурный код — </w:t>
+      </w:r>
+      <w:r>
+        <w:t xml:space="preserve">721259692325</w:t>
+      </w:r>
+      <w:r>
+        <w:t xml:space="preserve">. Обработка ИНН ведётся по статье 86 Налогового кодекса Российской Федерации, запрос № </w:t>
+      </w:r>
+      <w:r>
+        <w:t xml:space="preserve">959203836908</w:t>
+      </w:r>
+      <w:r>
+        <w:t xml:space="preserve">.</w:t>
+      </w:r>
+    </w:p>
+    <w:p>
+      <w:r>
+        <w:t xml:space="preserve">4.7. </w:t>
+      </w:r>
+      <w:r>
+        <w:t xml:space="preserve">Накладной на партию присвоен номер </w:t>
+      </w:r>
+      <w:r>
+        <w:t xml:space="preserve">380956498595</w:t>
+      </w:r>
+      <w:r>
+        <w:t xml:space="preserve">. Заводской номер контрольного модуля — </w:t>
+      </w:r>
+      <w:r>
+        <w:t xml:space="preserve">278126797438</w:t>
+      </w:r>
+      <w:r>
+        <w:t xml:space="preserve">. Уклон монтируемой кровли составляет </w:t>
+      </w:r>
+      <w:r>
+        <w:t xml:space="preserve">2 %</w:t>
+      </w:r>
+      <w:r>
+        <w:t xml:space="preserve">.</w:t>
+      </w:r>
+    </w:p>
+    <w:p>
+      <w:r>
+        <w:t xml:space="preserve">4.8. </w:t>
+      </w:r>
+      <w:r>
+        <w:t xml:space="preserve">Законом установлена предельная доля иностранного участия — </w:t>
+      </w:r>
+      <w:r>
+        <w:t xml:space="preserve">25 %</w:t>
+      </w:r>
+      <w:r>
+        <w:t xml:space="preserve"> согласно Федеральному закону об иностранных инвестициях. Приложением № 3 установлена доля брака не более </w:t>
+      </w:r>
+      <w:r>
+        <w:t xml:space="preserve">2,1 %</w:t>
+      </w:r>
+      <w:r>
+        <w:t xml:space="preserve">.</w:t>
+      </w:r>
+    </w:p>
+    <w:p>
+      <w:r>
+        <w:t xml:space="preserve">4.9. </w:t>
+      </w:r>
+      <w:r>
+        <w:t xml:space="preserve">Изготовитель установил срок годности </w:t>
+      </w:r>
+      <w:r>
+        <w:t xml:space="preserve">в течение 36 месяцев</w:t>
+      </w:r>
+      <w:r>
+        <w:t xml:space="preserve"> с даты выпуска. Смесь выдерживается </w:t>
+      </w:r>
+      <w:r>
+        <w:t xml:space="preserve">в течение 24 часов</w:t>
+      </w:r>
+      <w:r>
+        <w:t xml:space="preserve"> при температуре не ниже +5 °C.</w:t>
+      </w:r>
+    </w:p>
+    <w:p>
+      <w:r>
+        <w:t xml:space="preserve">4.10. </w:t>
+      </w:r>
+      <w:r>
+        <w:t xml:space="preserve">Требования к качеству работ могут быть предъявлены </w:t>
+      </w:r>
+      <w:r>
+        <w:t xml:space="preserve">в течение одного года</w:t>
+      </w:r>
+      <w:r>
+        <w:t xml:space="preserve"> в силу статьи 725 Гражданского кодекса Российской Федерации. Поставщик работает на рынке </w:t>
+      </w:r>
+      <w:r>
+        <w:t xml:space="preserve">в течение 12 лет</w:t>
+      </w:r>
+      <w:r>
+        <w:t xml:space="preserve">. Отчётный период оканчивается </w:t>
+      </w:r>
+      <w:r>
+        <w:t xml:space="preserve">не позднее 05.10.2028</w:t>
       </w:r>
       <w:r>
         <w:t xml:space="preserve">.</w:t>
@@ -781,10 +1098,10 @@
         <w:rPr>
           <w:b/>
         </w:rPr>
-        <w:t xml:space="preserve">не позднее 20.01.20</w:t>
-      </w:r>
-      <w:r>
-        <w:t xml:space="preserve">25</w:t>
+        <w:t xml:space="preserve">не позднее 28.11.20</w:t>
+      </w:r>
+      <w:r>
+        <w:t xml:space="preserve">26</w:t>
       </w:r>
       <w:r>
         <w:t xml:space="preserve">.</w:t>
@@ -798,10 +1115,10 @@
         <w:rPr>
           <w:b/>
         </w:rPr>
-        <w:t xml:space="preserve">81</w:t>
-      </w:r>
-      <w:r>
-        <w:t xml:space="preserve">567/881-сс</w:t>
+        <w:t xml:space="preserve">22</w:t>
+      </w:r>
+      <w:r>
+        <w:t xml:space="preserve">314/446-сс</w:t>
       </w:r>
       <w:r>
         <w:t xml:space="preserve">.</w:t>
@@ -835,7 +1152,7 @@
           </w:tcPr>
           <w:p>
             <w:r>
-              <w:t xml:space="preserve">3</w:t>
+              <w:t xml:space="preserve">1 8</w:t>
             </w:r>
           </w:p>
         </w:tc>
@@ -845,7 +1162,7 @@
           </w:tcPr>
           <w:p>
             <w:r>
-              <w:t xml:space="preserve">30 002,59 рубля</w:t>
+              <w:t xml:space="preserve">00 002,62 рубля</w:t>
             </w:r>
           </w:p>
         </w:tc>
@@ -903,7 +1220,7 @@
               <w:t xml:space="preserve">Адрес регистрации: </w:t>
             </w:r>
             <w:r>
-              <w:t xml:space="preserve">141300, г. Сергиев Посад, пер. Октябрьская, д. 41, кв. 179</w:t>
+              <w:t xml:space="preserve">630099, г. Новосибирск, бул. Заречная, д. 18, кв. 174</w:t>
             </w:r>
           </w:p>
           <w:p>
@@ -942,7 +1259,7 @@
               <w:t xml:space="preserve">Тел.: </w:t>
             </w:r>
             <w:r>
-              <w:t xml:space="preserve">+7 (812) 213-42-42</w:t>
+              <w:t xml:space="preserve">+7 (383) 112-17-87</w:t>
             </w:r>
           </w:p>
           <w:p>
@@ -950,7 +1267,7 @@
               <w:t xml:space="preserve">E-mail: </w:t>
             </w:r>
             <w:r>
-              <w:t xml:space="preserve">kuznecova@romashka.ru</w:t>
+              <w:t xml:space="preserve">kuznecova@bk.ru</w:t>
             </w:r>
           </w:p>
           <w:p/>
@@ -988,7 +1305,7 @@
               <w:t xml:space="preserve">Адрес регистрации: </w:t>
             </w:r>
             <w:r>
-              <w:t xml:space="preserve">344002, г. Ростов-на-Дону, наб. Садовая, д. 42, кв. 16</w:t>
+              <w:t xml:space="preserve">620014, г. Екатеринбург, ш. Ленина, д. 66, кв. 64</w:t>
             </w:r>
           </w:p>
           <w:p>
@@ -1027,7 +1344,7 @@
               <w:t xml:space="preserve">Тел.: </w:t>
             </w:r>
             <w:r>
-              <w:t xml:space="preserve">+7 (846) 576-56-32</w:t>
+              <w:t xml:space="preserve">+7 (846) 916-31-23</w:t>
             </w:r>
           </w:p>
           <w:p>
@@ -1035,7 +1352,7 @@
               <w:t xml:space="preserve">E-mail: </w:t>
             </w:r>
             <w:r>
-              <w:t xml:space="preserve">pavlov@mail.ru</w:t>
+              <w:t xml:space="preserve">pavlov@list.ru</w:t>
             </w:r>
           </w:p>
           <w:p/>
@@ -1117,19 +1434,19 @@
         <w:t xml:space="preserve">Реквизиты для возврата: </w:t>
       </w:r>
       <w:r>
-        <w:t xml:space="preserve">420111, г. Казань, просп. Промышленная, д. 45, кв. 33</w:t>
+        <w:t xml:space="preserve">614000, г. Пермь, наб. Победы, д. 68, кв. 190</w:t>
       </w:r>
       <w:r>
         <w:t xml:space="preserve">, ИНН </w:t>
       </w:r>
       <w:r>
-        <w:t xml:space="preserve">9953631785</w:t>
+        <w:t xml:space="preserve">5431041057</w:t>
       </w:r>
       <w:r>
         <w:t xml:space="preserve">, контакт: </w:t>
       </w:r>
       <w:r>
-        <w:t xml:space="preserve">Морозова Мария Егоровна</w:t>
+        <w:t xml:space="preserve">Богданов Николай Николаевич</w:t>
       </w:r>
     </w:p>
   </w:footnote>

--- a/tests/corpus_v2/docs/cession_0006.docx
+++ b/tests/corpus_v2/docs/cession_0006.docx
@@ -1168,6 +1168,37 @@
         </w:tc>
       </w:tr>
     </w:tbl>
+    <w:p/>
+    <w:p>
+      <w:r>
+        <w:rPr>
+          <w:b/>
+        </w:rPr>
+        <w:t xml:space="preserve">6. ОСОБЫЕ УСЛОВИЯ ОТДЕЛЬНЫХ ВИДОВ ДАННЫХ</w:t>
+      </w:r>
+    </w:p>
+    <w:p>
+      <w:r>
+        <w:t xml:space="preserve">6.1. Полномочия представителя подтверждены доверенностью, реестровый номер </w:t>
+      </w:r>
+      <w:r>
+        <w:t xml:space="preserve">16/89-н/16-2024-3-215</w:t>
+      </w:r>
+      <w:r>
+        <w:t xml:space="preserve">.</w:t>
+      </w:r>
+    </w:p>
+    <w:p>
+      <w:r>
+        <w:t xml:space="preserve">6.2. Для сопоставления в учёте указывается: </w:t>
+      </w:r>
+      <w:r>
+        <w:t xml:space="preserve">ГОСТ Р 52044-2003</w:t>
+      </w:r>
+      <w:r>
+        <w:t xml:space="preserve">.</w:t>
+      </w:r>
+    </w:p>
     <w:p/>
     <w:p>
       <w:r>

--- a/tests/corpus_v2/docs/cession_0006.docx
+++ b/tests/corpus_v2/docs/cession_0006.docx
@@ -290,7 +290,7 @@
         <w:t xml:space="preserve">2.4. Порядок выборки: </w:t>
       </w:r>
       <w:r>
-        <w:t xml:space="preserve">первый транш</w:t>
+        <w:t xml:space="preserve">именной: транш «Имя»</w:t>
       </w:r>
       <w:r>
         <w:t xml:space="preserve"> определяется приложением к Договору.</w:t>
@@ -1179,21 +1179,87 @@
     </w:p>
     <w:p>
       <w:r>
-        <w:t xml:space="preserve">6.1. Полномочия представителя подтверждены доверенностью, реестровый номер </w:t>
-      </w:r>
-      <w:r>
-        <w:t xml:space="preserve">16/89-н/16-2024-3-215</w:t>
-      </w:r>
-      <w:r>
-        <w:t xml:space="preserve">.</w:t>
-      </w:r>
-    </w:p>
-    <w:p>
-      <w:r>
-        <w:t xml:space="preserve">6.2. Для сопоставления в учёте указывается: </w:t>
-      </w:r>
-      <w:r>
-        <w:t xml:space="preserve">ГОСТ Р 52044-2003</w:t>
+        <w:t xml:space="preserve">6.1. Работы выполняются на основании ранее заключённого Договора № </w:t>
+      </w:r>
+      <w:r>
+        <w:t xml:space="preserve">17595/001-сс</w:t>
+      </w:r>
+      <w:r>
+        <w:t xml:space="preserve"> между теми же сторонами.</w:t>
+      </w:r>
+    </w:p>
+    <w:p>
+      <w:r>
+        <w:t xml:space="preserve">6.2. Первичные документы: </w:t>
+      </w:r>
+      <w:r>
+        <w:t xml:space="preserve">счёт-фактура выставлена без ссылки на номер</w:t>
+      </w:r>
+      <w:r>
+        <w:t xml:space="preserve">.</w:t>
+      </w:r>
+    </w:p>
+    <w:p>
+      <w:r>
+        <w:t xml:space="preserve">6.3. Запись о лицензии внесена в реестр за регистрационным номером </w:t>
+      </w:r>
+      <w:r>
+        <w:t xml:space="preserve">144625873</w:t>
+      </w:r>
+      <w:r>
+        <w:t xml:space="preserve">.</w:t>
+      </w:r>
+    </w:p>
+    <w:p>
+      <w:r>
+        <w:t xml:space="preserve">6.4. Внутренний учёт ведётся отдельно: </w:t>
+      </w:r>
+      <w:r>
+        <w:t xml:space="preserve">номер заявки 987654321</w:t>
+      </w:r>
+      <w:r>
+        <w:t xml:space="preserve">.</w:t>
+      </w:r>
+    </w:p>
+    <w:p>
+      <w:r>
+        <w:t xml:space="preserve">6.5. Полномочия представителя подтверждены доверенностью, реестровый номер </w:t>
+      </w:r>
+      <w:r>
+        <w:t xml:space="preserve">50/121-н/50-2023-4-88</w:t>
+      </w:r>
+      <w:r>
+        <w:t xml:space="preserve">.</w:t>
+      </w:r>
+    </w:p>
+    <w:p>
+      <w:r>
+        <w:t xml:space="preserve">6.6. Для сопоставления в учёте указывается: </w:t>
+      </w:r>
+      <w:r>
+        <w:t xml:space="preserve">срок действия 12/2024-06/2025</w:t>
+      </w:r>
+      <w:r>
+        <w:t xml:space="preserve">.</w:t>
+      </w:r>
+    </w:p>
+    <w:p>
+      <w:r>
+        <w:t xml:space="preserve">6.7. Решение принято большинством в </w:t>
+      </w:r>
+      <w:r>
+        <w:t xml:space="preserve">25,5 % голосов от общего числа</w:t>
+      </w:r>
+      <w:r>
+        <w:t xml:space="preserve"> от общего числа голосов членов совета директоров.</w:t>
+      </w:r>
+    </w:p>
+    <w:p>
+      <w:r>
+        <w:t xml:space="preserve">6.8. Кворум определяется уставом: </w:t>
+      </w:r>
+      <w:r>
+        <w:t xml:space="preserve">большинством голосов присутствующих участников</w:t>
       </w:r>
       <w:r>
         <w:t xml:space="preserve">.</w:t>

--- a/tests/corpus_v2/docs/cession_0006.docx
+++ b/tests/corpus_v2/docs/cession_0006.docx
@@ -1260,6 +1260,28 @@
       </w:r>
       <w:r>
         <w:t xml:space="preserve">большинством голосов присутствующих участников</w:t>
+      </w:r>
+      <w:r>
+        <w:t xml:space="preserve">.</w:t>
+      </w:r>
+    </w:p>
+    <w:p>
+      <w:r>
+        <w:t xml:space="preserve">6.9. Финансирование предоставляется частями; первым выбирается </w:t>
+      </w:r>
+      <w:r>
+        <w:t xml:space="preserve">транш «Оборотный»</w:t>
+      </w:r>
+      <w:r>
+        <w:t xml:space="preserve"> согласно графику выборки.</w:t>
+      </w:r>
+    </w:p>
+    <w:p>
+      <w:r>
+        <w:t xml:space="preserve">6.10. Порядок дальнейшей выборки: </w:t>
+      </w:r>
+      <w:r>
+        <w:t xml:space="preserve">график выдачи траншей согласовывается дополнительно</w:t>
       </w:r>
       <w:r>
         <w:t xml:space="preserve">.</w:t>

--- a/tests/corpus_v2/docs/cession_0006.docx
+++ b/tests/corpus_v2/docs/cession_0006.docx
@@ -290,7 +290,7 @@
         <w:t xml:space="preserve">2.4. Порядок выборки: </w:t>
       </w:r>
       <w:r>
-        <w:t xml:space="preserve">именной: транш «Имя»</w:t>
+        <w:t xml:space="preserve">первый транш</w:t>
       </w:r>
       <w:r>
         <w:t xml:space="preserve"> определяется приложением к Договору.</w:t>

--- a/tests/corpus_v2/docs/cession_0006.docx
+++ b/tests/corpus_v2/docs/cession_0006.docx
@@ -1179,10 +1179,32 @@
     </w:p>
     <w:p>
       <w:r>
-        <w:t xml:space="preserve">6.1. Работы выполняются на основании ранее заключённого Договора № </w:t>
-      </w:r>
-      <w:r>
-        <w:t xml:space="preserve">17595/001-сс</w:t>
+        <w:t xml:space="preserve">6.1. Стороны ранее заключили </w:t>
+      </w:r>
+      <w:r>
+        <w:t xml:space="preserve">договор подряда</w:t>
+      </w:r>
+      <w:r>
+        <w:t xml:space="preserve"> на сопоставимых условиях.</w:t>
+      </w:r>
+    </w:p>
+    <w:p>
+      <w:r>
+        <w:t xml:space="preserve">6.2. Прочие условия: </w:t>
+      </w:r>
+      <w:r>
+        <w:t xml:space="preserve">реквизиты первичных документов приведены в приложении</w:t>
+      </w:r>
+      <w:r>
+        <w:t xml:space="preserve">.</w:t>
+      </w:r>
+    </w:p>
+    <w:p>
+      <w:r>
+        <w:t xml:space="preserve">6.3. Работы выполняются на основании ранее заключённого Договора № </w:t>
+      </w:r>
+      <w:r>
+        <w:t xml:space="preserve">118/2024-А</w:t>
       </w:r>
       <w:r>
         <w:t xml:space="preserve"> между теми же сторонами.</w:t>
@@ -1190,29 +1212,73 @@
     </w:p>
     <w:p>
       <w:r>
-        <w:t xml:space="preserve">6.2. Первичные документы: </w:t>
-      </w:r>
-      <w:r>
-        <w:t xml:space="preserve">счёт-фактура выставлена без ссылки на номер</w:t>
-      </w:r>
-      <w:r>
-        <w:t xml:space="preserve">.</w:t>
-      </w:r>
-    </w:p>
-    <w:p>
-      <w:r>
-        <w:t xml:space="preserve">6.3. Запись о лицензии внесена в реестр за регистрационным номером </w:t>
-      </w:r>
-      <w:r>
-        <w:t xml:space="preserve">144625873</w:t>
-      </w:r>
-      <w:r>
-        <w:t xml:space="preserve">.</w:t>
-      </w:r>
-    </w:p>
-    <w:p>
-      <w:r>
-        <w:t xml:space="preserve">6.4. Внутренний учёт ведётся отдельно: </w:t>
+        <w:t xml:space="preserve">6.4. Первичные документы: </w:t>
+      </w:r>
+      <w:r>
+        <w:t xml:space="preserve">лицензия Л035-01298-77/00123456 Рособрнадзора</w:t>
+      </w:r>
+      <w:r>
+        <w:t xml:space="preserve">.</w:t>
+      </w:r>
+    </w:p>
+    <w:p>
+      <w:r>
+        <w:t xml:space="preserve">6.5. Паспорт гражданина Российской Федерации выдан </w:t>
+      </w:r>
+      <w:r>
+        <w:t xml:space="preserve">Отделением по вопросам миграции ОМВД России по Кировскому району</w:t>
+      </w:r>
+      <w:r>
+        <w:t xml:space="preserve">, паспорт предъявлен при подписании.</w:t>
+      </w:r>
+    </w:p>
+    <w:p>
+      <w:r>
+        <w:t xml:space="preserve">6.6. Сопутствующие сведения: </w:t>
+      </w:r>
+      <w:r>
+        <w:t xml:space="preserve">паспорт выдан, реквизиты приведены в приложении</w:t>
+      </w:r>
+      <w:r>
+        <w:t xml:space="preserve">.</w:t>
+      </w:r>
+    </w:p>
+    <w:p>
+      <w:r>
+        <w:t xml:space="preserve">6.7. Запись о государственной регистрации внесена регистрирующим органом: </w:t>
+      </w:r>
+      <w:r>
+        <w:t xml:space="preserve">ИФНС России по г. Наро-Фоминску Московской области</w:t>
+      </w:r>
+      <w:r>
+        <w:t xml:space="preserve">.</w:t>
+      </w:r>
+    </w:p>
+    <w:p>
+      <w:r>
+        <w:t xml:space="preserve">6.8. Общие сведения о регистрации: </w:t>
+      </w:r>
+      <w:r>
+        <w:t xml:space="preserve">сведения о юридическом лице содержатся в ЕГРЮЛ</w:t>
+      </w:r>
+      <w:r>
+        <w:t xml:space="preserve">.</w:t>
+      </w:r>
+    </w:p>
+    <w:p>
+      <w:r>
+        <w:t xml:space="preserve">6.9. Запись о лицензии внесена в реестр за регистрационным номером </w:t>
+      </w:r>
+      <w:r>
+        <w:t xml:space="preserve">268530417</w:t>
+      </w:r>
+      <w:r>
+        <w:t xml:space="preserve">.</w:t>
+      </w:r>
+    </w:p>
+    <w:p>
+      <w:r>
+        <w:t xml:space="preserve">6.10. Внутренний учёт ведётся отдельно: </w:t>
       </w:r>
       <w:r>
         <w:t xml:space="preserve">номер заявки 987654321</w:t>
@@ -1223,32 +1289,32 @@
     </w:p>
     <w:p>
       <w:r>
-        <w:t xml:space="preserve">6.5. Полномочия представителя подтверждены доверенностью, реестровый номер </w:t>
-      </w:r>
-      <w:r>
-        <w:t xml:space="preserve">50/121-н/50-2023-4-88</w:t>
-      </w:r>
-      <w:r>
-        <w:t xml:space="preserve">.</w:t>
-      </w:r>
-    </w:p>
-    <w:p>
-      <w:r>
-        <w:t xml:space="preserve">6.6. Для сопоставления в учёте указывается: </w:t>
-      </w:r>
-      <w:r>
-        <w:t xml:space="preserve">срок действия 12/2024-06/2025</w:t>
-      </w:r>
-      <w:r>
-        <w:t xml:space="preserve">.</w:t>
-      </w:r>
-    </w:p>
-    <w:p>
-      <w:r>
-        <w:t xml:space="preserve">6.7. Решение принято большинством в </w:t>
-      </w:r>
-      <w:r>
-        <w:t xml:space="preserve">25,5 % голосов от общего числа</w:t>
+        <w:t xml:space="preserve">6.11. Полномочия представителя подтверждены доверенностью, реестровый номер </w:t>
+      </w:r>
+      <w:r>
+        <w:t xml:space="preserve">16/89-н/16-2024-3-215</w:t>
+      </w:r>
+      <w:r>
+        <w:t xml:space="preserve">.</w:t>
+      </w:r>
+    </w:p>
+    <w:p>
+      <w:r>
+        <w:t xml:space="preserve">6.12. Для сопоставления в учёте указывается: </w:t>
+      </w:r>
+      <w:r>
+        <w:t xml:space="preserve">пп. 4/5-1 и 7/2-3 Правил страхования</w:t>
+      </w:r>
+      <w:r>
+        <w:t xml:space="preserve">.</w:t>
+      </w:r>
+    </w:p>
+    <w:p>
+      <w:r>
+        <w:t xml:space="preserve">6.13. Решение принято большинством в </w:t>
+      </w:r>
+      <w:r>
+        <w:t xml:space="preserve">75 % голосов</w:t>
       </w:r>
       <w:r>
         <w:t xml:space="preserve"> от общего числа голосов членов совета директоров.</w:t>
@@ -1256,7 +1322,7 @@
     </w:p>
     <w:p>
       <w:r>
-        <w:t xml:space="preserve">6.8. Кворум определяется уставом: </w:t>
+        <w:t xml:space="preserve">6.14. Кворум определяется уставом: </w:t>
       </w:r>
       <w:r>
         <w:t xml:space="preserve">большинством голосов присутствующих участников</w:t>
@@ -1267,10 +1333,10 @@
     </w:p>
     <w:p>
       <w:r>
-        <w:t xml:space="preserve">6.9. Финансирование предоставляется частями; первым выбирается </w:t>
-      </w:r>
-      <w:r>
-        <w:t xml:space="preserve">транш «Оборотный»</w:t>
+        <w:t xml:space="preserve">6.15. Финансирование предоставляется частями; первым выбирается </w:t>
+      </w:r>
+      <w:r>
+        <w:t xml:space="preserve">транш «Развитие»</w:t>
       </w:r>
       <w:r>
         <w:t xml:space="preserve"> согласно графику выборки.</w:t>
@@ -1278,7 +1344,7 @@
     </w:p>
     <w:p>
       <w:r>
-        <w:t xml:space="preserve">6.10. Порядок дальнейшей выборки: </w:t>
+        <w:t xml:space="preserve">6.16. Порядок дальнейшей выборки: </w:t>
       </w:r>
       <w:r>
         <w:t xml:space="preserve">график выдачи траншей согласовывается дополнительно</w:t>

--- a/tests/corpus_v2/docs/cession_0006.docx
+++ b/tests/corpus_v2/docs/cession_0006.docx
@@ -36,7 +36,7 @@
         <w:t xml:space="preserve">     </w:t>
       </w:r>
       <w:r>
-        <w:t xml:space="preserve">06.05.2025 г.</w:t>
+        <w:t xml:space="preserve">6 мая 2025 г.</w:t>
       </w:r>
     </w:p>
     <w:p/>
